--- a/3 вариант/out/variant_3/Курсовая_вариант_3.docx
+++ b/3 вариант/out/variant_3/Курсовая_вариант_3.docx
@@ -583,7 +583,7 @@
             </w:rPr>
             <w:fldChar w:fldCharType="separate"/>
           </w:r>
-          <w:hyperlink w:anchor="_Toc243848771" w:history="1">
+          <w:hyperlink w:anchor="_Toc243940896" w:history="1">
             <w:r>
               <w:rPr>
                 <w:rStyle w:val="ac"/>
@@ -610,7 +610,7 @@
                 <w:noProof/>
                 <w:webHidden/>
               </w:rPr>
-              <w:instrText xml:space="preserve"> PAGEREF _Toc243848771 \h </w:instrText>
+              <w:instrText xml:space="preserve"> PAGEREF _Toc243940896 \h </w:instrText>
             </w:r>
             <w:r>
               <w:rPr>
@@ -654,7 +654,7 @@
               <w:lang w:eastAsia="ru-RU"/>
             </w:rPr>
           </w:pPr>
-          <w:hyperlink w:anchor="_Toc243848772" w:history="1">
+          <w:hyperlink w:anchor="_Toc243940897" w:history="1">
             <w:r>
               <w:rPr>
                 <w:rStyle w:val="ac"/>
@@ -681,7 +681,7 @@
                 <w:noProof/>
                 <w:webHidden/>
               </w:rPr>
-              <w:instrText xml:space="preserve"> PAGEREF _Toc243848772 \h </w:instrText>
+              <w:instrText xml:space="preserve"> PAGEREF _Toc243940897 \h </w:instrText>
             </w:r>
             <w:r>
               <w:rPr>
@@ -725,7 +725,7 @@
               <w:lang w:eastAsia="ru-RU"/>
             </w:rPr>
           </w:pPr>
-          <w:hyperlink w:anchor="_Toc243848773" w:history="1">
+          <w:hyperlink w:anchor="_Toc243940898" w:history="1">
             <w:r>
               <w:rPr>
                 <w:rStyle w:val="ac"/>
@@ -752,7 +752,7 @@
                 <w:noProof/>
                 <w:webHidden/>
               </w:rPr>
-              <w:instrText xml:space="preserve"> PAGEREF _Toc243848773 \h </w:instrText>
+              <w:instrText xml:space="preserve"> PAGEREF _Toc243940898 \h </w:instrText>
             </w:r>
             <w:r>
               <w:rPr>
@@ -797,7 +797,7 @@
               <w:lang w:eastAsia="ru-RU"/>
             </w:rPr>
           </w:pPr>
-          <w:hyperlink w:anchor="_Toc243848774" w:history="1">
+          <w:hyperlink w:anchor="_Toc243940899" w:history="1">
             <w:r>
               <w:rPr>
                 <w:rStyle w:val="ac"/>
@@ -824,7 +824,7 @@
                 <w:noProof/>
                 <w:webHidden/>
               </w:rPr>
-              <w:instrText xml:space="preserve"> PAGEREF _Toc243848774 \h </w:instrText>
+              <w:instrText xml:space="preserve"> PAGEREF _Toc243940899 \h </w:instrText>
             </w:r>
             <w:r>
               <w:rPr>
@@ -868,7 +868,7 @@
               <w:lang w:eastAsia="ru-RU"/>
             </w:rPr>
           </w:pPr>
-          <w:hyperlink w:anchor="_Toc243848775" w:history="1">
+          <w:hyperlink w:anchor="_Toc243940900" w:history="1">
             <w:r>
               <w:rPr>
                 <w:rStyle w:val="ac"/>
@@ -895,7 +895,7 @@
                 <w:noProof/>
                 <w:webHidden/>
               </w:rPr>
-              <w:instrText xml:space="preserve"> PAGEREF _Toc243848775 \h </w:instrText>
+              <w:instrText xml:space="preserve"> PAGEREF _Toc243940900 \h </w:instrText>
             </w:r>
             <w:r>
               <w:rPr>
@@ -939,7 +939,7 @@
               <w:lang w:eastAsia="ru-RU"/>
             </w:rPr>
           </w:pPr>
-          <w:hyperlink w:anchor="_Toc243848776" w:history="1">
+          <w:hyperlink w:anchor="_Toc243940901" w:history="1">
             <w:r>
               <w:rPr>
                 <w:rStyle w:val="ac"/>
@@ -966,7 +966,7 @@
                 <w:noProof/>
                 <w:webHidden/>
               </w:rPr>
-              <w:instrText xml:space="preserve"> PAGEREF _Toc243848776 \h </w:instrText>
+              <w:instrText xml:space="preserve"> PAGEREF _Toc243940901 \h </w:instrText>
             </w:r>
             <w:r>
               <w:rPr>
@@ -1011,7 +1011,7 @@
               <w:lang w:eastAsia="ru-RU"/>
             </w:rPr>
           </w:pPr>
-          <w:hyperlink w:anchor="_Toc243848777" w:history="1">
+          <w:hyperlink w:anchor="_Toc243940902" w:history="1">
             <w:r>
               <w:rPr>
                 <w:rStyle w:val="ac"/>
@@ -1038,7 +1038,7 @@
                 <w:noProof/>
                 <w:webHidden/>
               </w:rPr>
-              <w:instrText xml:space="preserve"> PAGEREF _Toc243848777 \h </w:instrText>
+              <w:instrText xml:space="preserve"> PAGEREF _Toc243940902 \h </w:instrText>
             </w:r>
             <w:r>
               <w:rPr>
@@ -1082,7 +1082,7 @@
               <w:lang w:eastAsia="ru-RU"/>
             </w:rPr>
           </w:pPr>
-          <w:hyperlink w:anchor="_Toc243848778" w:history="1">
+          <w:hyperlink w:anchor="_Toc243940903" w:history="1">
             <w:r>
               <w:rPr>
                 <w:rStyle w:val="ac"/>
@@ -1109,7 +1109,7 @@
                 <w:noProof/>
                 <w:webHidden/>
               </w:rPr>
-              <w:instrText xml:space="preserve"> PAGEREF _Toc243848778 \h </w:instrText>
+              <w:instrText xml:space="preserve"> PAGEREF _Toc243940903 \h </w:instrText>
             </w:r>
             <w:r>
               <w:rPr>
@@ -1153,7 +1153,7 @@
               <w:lang w:eastAsia="ru-RU"/>
             </w:rPr>
           </w:pPr>
-          <w:hyperlink w:anchor="_Toc243848779" w:history="1">
+          <w:hyperlink w:anchor="_Toc243940904" w:history="1">
             <w:r>
               <w:rPr>
                 <w:rStyle w:val="ac"/>
@@ -1180,7 +1180,7 @@
                 <w:noProof/>
                 <w:webHidden/>
               </w:rPr>
-              <w:instrText xml:space="preserve"> PAGEREF _Toc243848779 \h </w:instrText>
+              <w:instrText xml:space="preserve"> PAGEREF _Toc243940904 \h </w:instrText>
             </w:r>
             <w:r>
               <w:rPr>
@@ -1225,7 +1225,7 @@
               <w:lang w:eastAsia="ru-RU"/>
             </w:rPr>
           </w:pPr>
-          <w:hyperlink w:anchor="_Toc243848780" w:history="1">
+          <w:hyperlink w:anchor="_Toc243940905" w:history="1">
             <w:r>
               <w:rPr>
                 <w:rStyle w:val="ac"/>
@@ -1252,7 +1252,7 @@
                 <w:noProof/>
                 <w:webHidden/>
               </w:rPr>
-              <w:instrText xml:space="preserve"> PAGEREF _Toc243848780 \h </w:instrText>
+              <w:instrText xml:space="preserve"> PAGEREF _Toc243940905 \h </w:instrText>
             </w:r>
             <w:r>
               <w:rPr>
@@ -1272,7 +1272,7 @@
                 <w:noProof/>
                 <w:webHidden/>
               </w:rPr>
-              <w:t>23</w:t>
+              <w:t>24</w:t>
             </w:r>
             <w:r>
               <w:rPr>
@@ -1297,7 +1297,7 @@
               <w:lang w:eastAsia="ru-RU"/>
             </w:rPr>
           </w:pPr>
-          <w:hyperlink w:anchor="_Toc243848781" w:history="1">
+          <w:hyperlink w:anchor="_Toc243940906" w:history="1">
             <w:r>
               <w:rPr>
                 <w:rStyle w:val="ac"/>
@@ -1324,7 +1324,7 @@
                 <w:noProof/>
                 <w:webHidden/>
               </w:rPr>
-              <w:instrText xml:space="preserve"> PAGEREF _Toc243848781 \h </w:instrText>
+              <w:instrText xml:space="preserve"> PAGEREF _Toc243940906 \h </w:instrText>
             </w:r>
             <w:r>
               <w:rPr>
@@ -1344,7 +1344,7 @@
                 <w:noProof/>
                 <w:webHidden/>
               </w:rPr>
-              <w:t>26</w:t>
+              <w:t>28</w:t>
             </w:r>
             <w:r>
               <w:rPr>
@@ -1369,7 +1369,7 @@
               <w:lang w:eastAsia="ru-RU"/>
             </w:rPr>
           </w:pPr>
-          <w:hyperlink w:anchor="_Toc243848782" w:history="1">
+          <w:hyperlink w:anchor="_Toc243940907" w:history="1">
             <w:r>
               <w:rPr>
                 <w:rStyle w:val="ac"/>
@@ -1396,7 +1396,7 @@
                 <w:noProof/>
                 <w:webHidden/>
               </w:rPr>
-              <w:instrText xml:space="preserve"> PAGEREF _Toc243848782 \h </w:instrText>
+              <w:instrText xml:space="preserve"> PAGEREF _Toc243940907 \h </w:instrText>
             </w:r>
             <w:r>
               <w:rPr>
@@ -1416,7 +1416,7 @@
                 <w:noProof/>
                 <w:webHidden/>
               </w:rPr>
-              <w:t>30</w:t>
+              <w:t>32</w:t>
             </w:r>
             <w:r>
               <w:rPr>
@@ -1445,7 +1445,7 @@
         <w:pageBreakBefore/>
         <w:spacing w:after="120"/>
       </w:pPr>
-      <w:bookmarkStart w:id="3" w:name="_Toc243848771"/>
+      <w:bookmarkStart w:id="3" w:name="_Toc243940896"/>
       <w:r>
         <w:rPr>
           <w:sz w:val="28"/>
@@ -1833,7 +1833,7 @@
         <w:spacing w:before="200" w:after="120"/>
         <w:jc w:val="left"/>
       </w:pPr>
-      <w:bookmarkStart w:id="4" w:name="_Toc243848772"/>
+      <w:bookmarkStart w:id="4" w:name="_Toc243940897"/>
       <w:r>
         <w:rPr>
           <w:sz w:val="28"/>
@@ -5198,7 +5198,7 @@
         </w:rPr>
         <w:lastRenderedPageBreak/>
         <w:drawing>
-          <wp:inline distT="0" distB="0" distL="0" distR="0" wp14:anchorId="052C0488" wp14:editId="04B67F5F">
+          <wp:inline distT="0" distB="0" distL="0" distR="0" wp14:anchorId="51322A42" wp14:editId="0C8C0EF4">
             <wp:extent cx="5760000" cy="2356363"/>
             <wp:effectExtent l="0" t="0" r="0" b="0"/>
             <wp:docPr id="101" name="Рисунок 1"/>
@@ -5370,7 +5370,7 @@
         <w:spacing w:before="200" w:after="120"/>
         <w:jc w:val="left"/>
       </w:pPr>
-      <w:bookmarkStart w:id="5" w:name="_Toc243848773"/>
+      <w:bookmarkStart w:id="5" w:name="_Toc243940898"/>
       <w:r>
         <w:rPr>
           <w:sz w:val="28"/>
@@ -6887,7 +6887,7 @@
           <w:lang w:eastAsia="ru-RU"/>
         </w:rPr>
         <w:drawing>
-          <wp:inline distT="0" distB="0" distL="0" distR="0" wp14:anchorId="68410832" wp14:editId="21E45835">
+          <wp:inline distT="0" distB="0" distL="0" distR="0" wp14:anchorId="74266C79" wp14:editId="011C42E4">
             <wp:extent cx="5760000" cy="2356363"/>
             <wp:effectExtent l="0" t="0" r="0" b="0"/>
             <wp:docPr id="102" name="Рисунок 2"/>
@@ -7705,7 +7705,7 @@
         </w:rPr>
         <w:lastRenderedPageBreak/>
         <w:drawing>
-          <wp:inline distT="0" distB="0" distL="0" distR="0" wp14:anchorId="5018AE43" wp14:editId="5DE22557">
+          <wp:inline distT="0" distB="0" distL="0" distR="0" wp14:anchorId="343ECBB8" wp14:editId="681A0FBC">
             <wp:extent cx="5760000" cy="2356363"/>
             <wp:effectExtent l="0" t="0" r="0" b="0"/>
             <wp:docPr id="103" name="Рисунок 3"/>
@@ -8529,7 +8529,7 @@
         </w:rPr>
         <w:lastRenderedPageBreak/>
         <w:drawing>
-          <wp:inline distT="0" distB="0" distL="0" distR="0" wp14:anchorId="47BF751D" wp14:editId="16FCB2B4">
+          <wp:inline distT="0" distB="0" distL="0" distR="0" wp14:anchorId="4ADA85FC" wp14:editId="3C52FF3F">
             <wp:extent cx="5760000" cy="2356363"/>
             <wp:effectExtent l="0" t="0" r="0" b="0"/>
             <wp:docPr id="104" name="Рисунок 4"/>
@@ -9145,7 +9145,7 @@
         <w:pageBreakBefore/>
         <w:spacing w:after="120"/>
       </w:pPr>
-      <w:bookmarkStart w:id="6" w:name="_Toc243848774"/>
+      <w:bookmarkStart w:id="6" w:name="_Toc243940899"/>
       <w:r>
         <w:rPr>
           <w:sz w:val="28"/>
@@ -9778,7 +9778,7 @@
         <w:spacing w:before="200" w:after="120"/>
         <w:jc w:val="left"/>
       </w:pPr>
-      <w:bookmarkStart w:id="7" w:name="_Toc243848775"/>
+      <w:bookmarkStart w:id="7" w:name="_Toc243940900"/>
       <w:r>
         <w:rPr>
           <w:sz w:val="28"/>
@@ -15876,7 +15876,7 @@
           <w:lang w:eastAsia="ru-RU"/>
         </w:rPr>
         <w:drawing>
-          <wp:inline distT="0" distB="0" distL="0" distR="0" wp14:anchorId="77605CB5" wp14:editId="46D18A3C">
+          <wp:inline distT="0" distB="0" distL="0" distR="0" wp14:anchorId="5716E08A" wp14:editId="23B0E101">
             <wp:extent cx="4500000" cy="3214285"/>
             <wp:effectExtent l="0" t="0" r="0" b="0"/>
             <wp:docPr id="105" name="Рисунок 5"/>
@@ -16180,7 +16180,7 @@
         <w:spacing w:before="200" w:after="120"/>
         <w:jc w:val="left"/>
       </w:pPr>
-      <w:bookmarkStart w:id="8" w:name="_Toc243848776"/>
+      <w:bookmarkStart w:id="8" w:name="_Toc243940901"/>
       <w:r>
         <w:rPr>
           <w:sz w:val="28"/>
@@ -18450,7 +18450,7 @@
         </w:rPr>
         <w:lastRenderedPageBreak/>
         <w:drawing>
-          <wp:inline distT="0" distB="0" distL="0" distR="0" wp14:anchorId="6FB0EAA6" wp14:editId="7126CDC0">
+          <wp:inline distT="0" distB="0" distL="0" distR="0" wp14:anchorId="53B4B928" wp14:editId="57300C8C">
             <wp:extent cx="4500000" cy="3214285"/>
             <wp:effectExtent l="0" t="0" r="0" b="0"/>
             <wp:docPr id="106" name="Рисунок 6"/>
@@ -20604,7 +20604,7 @@
           <w:lang w:eastAsia="ru-RU"/>
         </w:rPr>
         <w:drawing>
-          <wp:inline distT="0" distB="0" distL="0" distR="0" wp14:anchorId="78B02ADE" wp14:editId="19698B0D">
+          <wp:inline distT="0" distB="0" distL="0" distR="0" wp14:anchorId="695E289B" wp14:editId="5C48A2AA">
             <wp:extent cx="4500000" cy="3214285"/>
             <wp:effectExtent l="0" t="0" r="0" b="0"/>
             <wp:docPr id="107" name="Рисунок 7"/>
@@ -22558,7 +22558,7 @@
           <w:lang w:eastAsia="ru-RU"/>
         </w:rPr>
         <w:drawing>
-          <wp:inline distT="0" distB="0" distL="0" distR="0" wp14:anchorId="010823B4" wp14:editId="304E69C9">
+          <wp:inline distT="0" distB="0" distL="0" distR="0" wp14:anchorId="69954439" wp14:editId="1E673133">
             <wp:extent cx="4500000" cy="3214285"/>
             <wp:effectExtent l="0" t="0" r="0" b="0"/>
             <wp:docPr id="108" name="Рисунок 8"/>
@@ -24826,7 +24826,7 @@
           <w:lang w:eastAsia="ru-RU"/>
         </w:rPr>
         <w:drawing>
-          <wp:inline distT="0" distB="0" distL="0" distR="0" wp14:anchorId="4B3D231B" wp14:editId="0378950C">
+          <wp:inline distT="0" distB="0" distL="0" distR="0" wp14:anchorId="77D739FB" wp14:editId="16D844D4">
             <wp:extent cx="4500000" cy="3214285"/>
             <wp:effectExtent l="0" t="0" r="0" b="0"/>
             <wp:docPr id="109" name="Рисунок 9"/>
@@ -27143,7 +27143,7 @@
           <w:lang w:eastAsia="ru-RU"/>
         </w:rPr>
         <w:drawing>
-          <wp:inline distT="0" distB="0" distL="0" distR="0" wp14:anchorId="43FA9B11" wp14:editId="001BAD60">
+          <wp:inline distT="0" distB="0" distL="0" distR="0" wp14:anchorId="01D52933" wp14:editId="699A3522">
             <wp:extent cx="4500000" cy="3214285"/>
             <wp:effectExtent l="0" t="0" r="0" b="0"/>
             <wp:docPr id="110" name="Рисунок 10"/>
@@ -28307,7 +28307,7 @@
         <w:pageBreakBefore/>
         <w:spacing w:after="120"/>
       </w:pPr>
-      <w:bookmarkStart w:id="9" w:name="_Toc243848777"/>
+      <w:bookmarkStart w:id="9" w:name="_Toc243940902"/>
       <w:r>
         <w:rPr>
           <w:sz w:val="28"/>
@@ -28881,7 +28881,7 @@
           <w:rPr>
             <w:rFonts w:ascii="Cambria Math" w:hAnsi="Cambria Math"/>
           </w:rPr>
-          <m:t>1</m:t>
+          <m:t>05</m:t>
         </m:r>
         <m:sSub>
           <m:sSubPr>
@@ -29039,7 +29039,7 @@
         <w:spacing w:before="200" w:after="120"/>
         <w:jc w:val="left"/>
       </w:pPr>
-      <w:bookmarkStart w:id="10" w:name="_Toc243848778"/>
+      <w:bookmarkStart w:id="10" w:name="_Toc243940903"/>
       <w:r>
         <w:rPr>
           <w:sz w:val="28"/>
@@ -29582,7 +29582,7 @@
             <w:rPr>
               <w:rFonts w:ascii="Cambria Math" w:hAnsi="Cambria Math"/>
             </w:rPr>
-            <m:t>1·57</m:t>
+            <m:t>05·57</m:t>
           </m:r>
           <m:r>
             <m:rPr>
@@ -29594,7 +29594,7 @@
             <w:rPr>
               <w:rFonts w:ascii="Cambria Math" w:hAnsi="Cambria Math"/>
             </w:rPr>
-            <m:t>4=63</m:t>
+            <m:t>4=60</m:t>
           </m:r>
           <m:r>
             <m:rPr>
@@ -29606,7 +29606,7 @@
             <w:rPr>
               <w:rFonts w:ascii="Cambria Math" w:hAnsi="Cambria Math"/>
             </w:rPr>
-            <m:t>14</m:t>
+            <m:t>27</m:t>
           </m:r>
           <m:r>
             <m:rPr>
@@ -30242,7 +30242,7 @@
                 <w:rPr>
                   <w:rFonts w:ascii="Cambria Math" w:hAnsi="Cambria Math"/>
                 </w:rPr>
-                <m:t>63</m:t>
+                <m:t>60</m:t>
               </m:r>
               <m:r>
                 <m:rPr>
@@ -30254,7 +30254,7 @@
                 <w:rPr>
                   <w:rFonts w:ascii="Cambria Math" w:hAnsi="Cambria Math"/>
                 </w:rPr>
-                <m:t>14</m:t>
+                <m:t>27</m:t>
               </m:r>
             </m:den>
           </m:f>
@@ -30274,7 +30274,7 @@
             <w:rPr>
               <w:rFonts w:ascii="Cambria Math" w:hAnsi="Cambria Math"/>
             </w:rPr>
-            <m:t>727</m:t>
+            <m:t>81</m:t>
           </m:r>
         </m:oMath>
       </m:oMathPara>
@@ -30527,7 +30527,7 @@
                 <w:rPr>
                   <w:rFonts w:ascii="Cambria Math" w:hAnsi="Cambria Math"/>
                 </w:rPr>
-                <m:t>727</m:t>
+                <m:t>81</m:t>
               </m:r>
             </m:den>
           </m:f>
@@ -30547,7 +30547,7 @@
             <w:rPr>
               <w:rFonts w:ascii="Cambria Math" w:hAnsi="Cambria Math"/>
             </w:rPr>
-            <m:t>336</m:t>
+            <m:t>074</m:t>
           </m:r>
         </m:oMath>
       </m:oMathPara>
@@ -30655,13 +30655,7 @@
             <w:rPr>
               <w:rFonts w:ascii="Cambria Math" w:hAnsi="Cambria Math"/>
             </w:rPr>
-            <m:t>⌉</m:t>
-          </m:r>
-          <m:r>
-            <w:rPr>
-              <w:rFonts w:ascii="Cambria Math" w:hAnsi="Cambria Math"/>
-            </w:rPr>
-            <m:t>=⌈3</m:t>
+            <m:t>⌉=⌈3</m:t>
           </m:r>
           <m:r>
             <m:rPr>
@@ -30673,7 +30667,7 @@
             <w:rPr>
               <w:rFonts w:ascii="Cambria Math" w:hAnsi="Cambria Math"/>
             </w:rPr>
-            <m:t>336⌉=4</m:t>
+            <m:t>074⌉=4</m:t>
           </m:r>
         </m:oMath>
       </m:oMathPara>
@@ -33386,7 +33380,7 @@
         <w:spacing w:before="200" w:after="120"/>
         <w:jc w:val="left"/>
       </w:pPr>
-      <w:bookmarkStart w:id="11" w:name="_Toc243848779"/>
+      <w:bookmarkStart w:id="11" w:name="_Toc243940904"/>
       <w:r>
         <w:rPr>
           <w:sz w:val="28"/>
@@ -33407,9 +33401,27 @@
         <w:rPr>
           <w:szCs w:val="28"/>
         </w:rPr>
-        <w:t xml:space="preserve">При графическом способе расчета масштаб сопротивления </w:t>
+        <w:t>Графический способ основан на том, что при пуске с реостатом механические характеристики асинхронного двигателя на ра</w:t>
+      </w:r>
+      <w:r>
+        <w:rPr>
+          <w:szCs w:val="28"/>
+        </w:rPr>
+        <w:t>бочем участке (</w:t>
       </w:r>
       <m:oMath>
+        <m:r>
+          <w:rPr>
+            <w:rFonts w:ascii="Cambria Math" w:hAnsi="Cambria Math"/>
+          </w:rPr>
+          <m:t>s</m:t>
+        </m:r>
+        <m:r>
+          <w:rPr>
+            <w:rFonts w:ascii="Cambria Math" w:hAnsi="Cambria Math"/>
+          </w:rPr>
+          <m:t>&lt;</m:t>
+        </m:r>
         <m:sSub>
           <m:sSubPr>
             <m:ctrlPr>
@@ -33423,15 +33435,15 @@
               <w:rPr>
                 <w:rFonts w:ascii="Cambria Math" w:hAnsi="Cambria Math"/>
               </w:rPr>
-              <m:t>m</m:t>
+              <m:t>s</m:t>
             </m:r>
           </m:e>
           <m:sub>
             <m:r>
-              <w:rPr>
-                <w:rFonts w:ascii="Cambria Math" w:hAnsi="Cambria Math"/>
-              </w:rPr>
-              <m:t>2</m:t>
+              <m:rPr>
+                <m:nor/>
+              </m:rPr>
+              <m:t>к</m:t>
             </m:r>
           </m:sub>
         </m:sSub>
@@ -33440,13 +33452,7 @@
         <w:rPr>
           <w:szCs w:val="28"/>
         </w:rPr>
-        <w:t xml:space="preserve"> определяется при пусковой нагрузке по рис. 3. Диаграмма пос</w:t>
-      </w:r>
-      <w:r>
-        <w:rPr>
-          <w:szCs w:val="28"/>
-        </w:rPr>
-        <w:t xml:space="preserve">троена в масштабе: скорость </w:t>
+        <w:t xml:space="preserve">) – прямые, исходящие из одной точки </w:t>
       </w:r>
       <m:oMath>
         <m:sSub>
@@ -33479,7 +33485,28 @@
         <w:rPr>
           <w:szCs w:val="28"/>
         </w:rPr>
-        <w:t xml:space="preserve"> соответствует отрезку 200 мм; длины отрезков на вертикали </w:t>
+        <w:t xml:space="preserve"> на оси скоростей. Сопротивление цепи ротора на каждой характеристике пропорционально отрезку между характеристикой </w:t>
+      </w:r>
+      <w:r>
+        <w:rPr>
+          <w:szCs w:val="28"/>
+        </w:rPr>
+        <w:lastRenderedPageBreak/>
+        <w:t xml:space="preserve">и точкой </w:t>
+      </w:r>
+      <m:oMath>
+        <m:r>
+          <w:rPr>
+            <w:rFonts w:ascii="Cambria Math" w:hAnsi="Cambria Math"/>
+          </w:rPr>
+          <m:t>k</m:t>
+        </m:r>
+      </m:oMath>
+      <w:r>
+        <w:rPr>
+          <w:szCs w:val="28"/>
+        </w:rPr>
+        <w:t xml:space="preserve"> на вертикали </w:t>
       </w:r>
       <m:oMath>
         <m:r>
@@ -33524,14 +33551,1655 @@
         <w:rPr>
           <w:szCs w:val="28"/>
         </w:rPr>
-        <w:t xml:space="preserve"> </w:t>
+        <w:t>, поэтому сопротивления ступеней находят измерением отрезков.</w:t>
+      </w:r>
+    </w:p>
+    <w:p>
+      <w:pPr>
+        <w:pStyle w:val="a0"/>
+        <w:keepNext/>
+        <w:spacing w:line="288" w:lineRule="auto"/>
+        <w:ind w:firstLine="0"/>
+        <w:jc w:val="left"/>
+      </w:pPr>
+      <w:r>
+        <w:rPr>
+          <w:szCs w:val="28"/>
+        </w:rPr>
+        <w:t>Порядок построения пусковой диаграммы (рис. 3):</w:t>
+      </w:r>
+    </w:p>
+    <w:p>
+      <w:pPr>
+        <w:pStyle w:val="a0"/>
+        <w:spacing w:line="288" w:lineRule="auto"/>
+        <w:ind w:firstLine="0"/>
+        <w:jc w:val="left"/>
+      </w:pPr>
+      <w:r>
+        <w:rPr>
+          <w:szCs w:val="28"/>
+        </w:rPr>
+        <w:t xml:space="preserve">1) Выбрать масштабы: по оси скоростей </w:t>
+      </w:r>
+      <m:oMath>
+        <m:sSub>
+          <m:sSubPr>
+            <m:ctrlPr>
+              <w:rPr>
+                <w:rFonts w:ascii="Cambria Math" w:hAnsi="Cambria Math"/>
+              </w:rPr>
+            </m:ctrlPr>
+          </m:sSubPr>
+          <m:e>
+            <m:r>
+              <w:rPr>
+                <w:rFonts w:ascii="Cambria Math" w:hAnsi="Cambria Math"/>
+              </w:rPr>
+              <m:t>n</m:t>
+            </m:r>
+          </m:e>
+          <m:sub>
+            <m:r>
+              <w:rPr>
+                <w:rFonts w:ascii="Cambria Math" w:hAnsi="Cambria Math"/>
+              </w:rPr>
+              <m:t>0</m:t>
+            </m:r>
+          </m:sub>
+        </m:sSub>
+        <m:r>
+          <w:rPr>
+            <w:rFonts w:ascii="Cambria Math" w:hAnsi="Cambria Math"/>
+          </w:rPr>
+          <m:t>=1000</m:t>
+        </m:r>
+      </m:oMath>
+      <w:r>
+        <w:rPr>
+          <w:szCs w:val="28"/>
+        </w:rPr>
+        <w:t xml:space="preserve"> об/мин соответствует 200 мм, по оси моментов </w:t>
+      </w:r>
+      <m:oMath>
+        <m:sSub>
+          <m:sSubPr>
+            <m:ctrlPr>
+              <w:rPr>
+                <w:rFonts w:ascii="Cambria Math" w:hAnsi="Cambria Math"/>
+              </w:rPr>
+            </m:ctrlPr>
+          </m:sSubPr>
+          <m:e>
+            <m:r>
+              <w:rPr>
+                <w:rFonts w:ascii="Cambria Math" w:hAnsi="Cambria Math"/>
+              </w:rPr>
+              <m:t>M</m:t>
+            </m:r>
+          </m:e>
+          <m:sub>
+            <m:r>
+              <m:rPr>
+                <m:nor/>
+              </m:rPr>
+              <m:t>п</m:t>
+            </m:r>
+          </m:sub>
+        </m:sSub>
+        <m:r>
+          <w:rPr>
+            <w:rFonts w:ascii="Cambria Math" w:hAnsi="Cambria Math"/>
+          </w:rPr>
+          <m:t>=109</m:t>
+        </m:r>
+        <m:r>
+          <m:rPr>
+            <m:nor/>
+          </m:rPr>
+          <m:t>,</m:t>
+        </m:r>
+        <m:r>
+          <w:rPr>
+            <w:rFonts w:ascii="Cambria Math" w:hAnsi="Cambria Math"/>
+          </w:rPr>
+          <m:t>06</m:t>
+        </m:r>
+      </m:oMath>
+      <w:r>
+        <w:rPr>
+          <w:szCs w:val="28"/>
+        </w:rPr>
+        <w:t xml:space="preserve"> Н·м соответствует 160 мм. Нанести на осях шкалы </w:t>
+      </w:r>
+      <m:oMath>
+        <m:r>
+          <w:rPr>
+            <w:rFonts w:ascii="Cambria Math" w:hAnsi="Cambria Math"/>
+          </w:rPr>
+          <m:t>n</m:t>
+        </m:r>
+      </m:oMath>
+      <w:r>
+        <w:rPr>
+          <w:szCs w:val="28"/>
+        </w:rPr>
+        <w:t xml:space="preserve"> и </w:t>
+      </w:r>
+      <m:oMath>
+        <m:r>
+          <w:rPr>
+            <w:rFonts w:ascii="Cambria Math" w:hAnsi="Cambria Math"/>
+          </w:rPr>
+          <m:t>M</m:t>
+        </m:r>
+      </m:oMath>
+      <w:r>
+        <w:rPr>
+          <w:szCs w:val="28"/>
+        </w:rPr>
+        <w:t xml:space="preserve"> (ток </w:t>
+      </w:r>
+      <m:oMath>
+        <m:r>
+          <w:rPr>
+            <w:rFonts w:ascii="Cambria Math" w:hAnsi="Cambria Math"/>
+          </w:rPr>
+          <m:t>I</m:t>
+        </m:r>
+      </m:oMath>
+      <w:r>
+        <w:rPr>
+          <w:szCs w:val="28"/>
+        </w:rPr>
+        <w:t xml:space="preserve"> откладывается по той же оси, так как </w:t>
+      </w:r>
+      <m:oMath>
+        <m:r>
+          <w:rPr>
+            <w:rFonts w:ascii="Cambria Math" w:hAnsi="Cambria Math"/>
+          </w:rPr>
+          <m:t>M</m:t>
+        </m:r>
+        <m:r>
+          <w:rPr>
+            <w:rFonts w:ascii="Cambria Math" w:hAnsi="Cambria Math"/>
+          </w:rPr>
+          <m:t>~</m:t>
+        </m:r>
+        <m:r>
+          <w:rPr>
+            <w:rFonts w:ascii="Cambria Math" w:hAnsi="Cambria Math"/>
+          </w:rPr>
+          <m:t>I</m:t>
+        </m:r>
+      </m:oMath>
+      <w:r>
+        <w:rPr>
+          <w:szCs w:val="28"/>
+        </w:rPr>
+        <w:t>).</w:t>
+      </w:r>
+    </w:p>
+    <w:p>
+      <w:pPr>
+        <w:pStyle w:val="a0"/>
+        <w:spacing w:line="288" w:lineRule="auto"/>
+        <w:ind w:firstLine="0"/>
+        <w:jc w:val="left"/>
+      </w:pPr>
+      <w:r>
+        <w:rPr>
+          <w:szCs w:val="28"/>
+        </w:rPr>
+        <w:t xml:space="preserve">2) Провести три вертикали: </w:t>
+      </w:r>
+      <m:oMath>
+        <m:r>
+          <w:rPr>
+            <w:rFonts w:ascii="Cambria Math" w:hAnsi="Cambria Math"/>
+          </w:rPr>
+          <m:t>M</m:t>
+        </m:r>
+        <m:r>
+          <w:rPr>
+            <w:rFonts w:ascii="Cambria Math" w:hAnsi="Cambria Math"/>
+          </w:rPr>
+          <m:t>=</m:t>
+        </m:r>
+        <m:sSub>
+          <m:sSubPr>
+            <m:ctrlPr>
+              <w:rPr>
+                <w:rFonts w:ascii="Cambria Math" w:hAnsi="Cambria Math"/>
+              </w:rPr>
+            </m:ctrlPr>
+          </m:sSubPr>
+          <m:e>
+            <m:r>
+              <w:rPr>
+                <w:rFonts w:ascii="Cambria Math" w:hAnsi="Cambria Math"/>
+              </w:rPr>
+              <m:t>M</m:t>
+            </m:r>
+          </m:e>
+          <m:sub>
+            <m:r>
+              <m:rPr>
+                <m:nor/>
+              </m:rPr>
+              <m:t>с</m:t>
+            </m:r>
+          </m:sub>
+        </m:sSub>
+        <m:r>
+          <w:rPr>
+            <w:rFonts w:ascii="Cambria Math" w:hAnsi="Cambria Math"/>
+          </w:rPr>
+          <m:t>=57</m:t>
+        </m:r>
+        <m:r>
+          <m:rPr>
+            <m:nor/>
+          </m:rPr>
+          <m:t>,</m:t>
+        </m:r>
+        <m:r>
+          <w:rPr>
+            <w:rFonts w:ascii="Cambria Math" w:hAnsi="Cambria Math"/>
+          </w:rPr>
+          <m:t>4</m:t>
+        </m:r>
+      </m:oMath>
+      <w:r>
+        <w:rPr>
+          <w:szCs w:val="28"/>
+        </w:rPr>
+        <w:t xml:space="preserve"> Н·м (сплошная линия </w:t>
+      </w:r>
+      <m:oMath>
+        <m:r>
+          <w:rPr>
+            <w:rFonts w:ascii="Cambria Math" w:hAnsi="Cambria Math"/>
+          </w:rPr>
+          <m:t>m</m:t>
+        </m:r>
+      </m:oMath>
+      <w:r>
+        <w:rPr>
+          <w:szCs w:val="28"/>
+        </w:rPr>
+        <w:t xml:space="preserve">), </w:t>
+      </w:r>
+      <m:oMath>
+        <m:r>
+          <w:rPr>
+            <w:rFonts w:ascii="Cambria Math" w:hAnsi="Cambria Math"/>
+          </w:rPr>
+          <m:t>M</m:t>
+        </m:r>
+        <m:r>
+          <w:rPr>
+            <w:rFonts w:ascii="Cambria Math" w:hAnsi="Cambria Math"/>
+          </w:rPr>
+          <m:t>=</m:t>
+        </m:r>
+        <m:sSub>
+          <m:sSubPr>
+            <m:ctrlPr>
+              <w:rPr>
+                <w:rFonts w:ascii="Cambria Math" w:hAnsi="Cambria Math"/>
+              </w:rPr>
+            </m:ctrlPr>
+          </m:sSubPr>
+          <m:e>
+            <m:r>
+              <w:rPr>
+                <w:rFonts w:ascii="Cambria Math" w:hAnsi="Cambria Math"/>
+              </w:rPr>
+              <m:t>M</m:t>
+            </m:r>
+          </m:e>
+          <m:sub>
+            <m:r>
+              <m:rPr>
+                <m:nor/>
+              </m:rPr>
+              <m:t>пер</m:t>
+            </m:r>
+          </m:sub>
+        </m:sSub>
+        <m:r>
+          <w:rPr>
+            <w:rFonts w:ascii="Cambria Math" w:hAnsi="Cambria Math"/>
+          </w:rPr>
+          <m:t>=69</m:t>
+        </m:r>
+        <m:r>
+          <m:rPr>
+            <m:nor/>
+          </m:rPr>
+          <m:t>,</m:t>
+        </m:r>
+        <m:r>
+          <w:rPr>
+            <w:rFonts w:ascii="Cambria Math" w:hAnsi="Cambria Math"/>
+          </w:rPr>
+          <m:t>14</m:t>
+        </m:r>
+      </m:oMath>
+      <w:r>
+        <w:rPr>
+          <w:szCs w:val="28"/>
+        </w:rPr>
+        <w:t xml:space="preserve"> Н·м (штриховая, точка </w:t>
+      </w:r>
+      <m:oMath>
+        <m:r>
+          <w:rPr>
+            <w:rFonts w:ascii="Cambria Math" w:hAnsi="Cambria Math"/>
+          </w:rPr>
+          <m:t>n</m:t>
+        </m:r>
+      </m:oMath>
+      <w:r>
+        <w:rPr>
+          <w:szCs w:val="28"/>
+        </w:rPr>
+        <w:t xml:space="preserve"> на уровне </w:t>
+      </w:r>
+      <m:oMath>
+        <m:sSub>
+          <m:sSubPr>
+            <m:ctrlPr>
+              <w:rPr>
+                <w:rFonts w:ascii="Cambria Math" w:hAnsi="Cambria Math"/>
+              </w:rPr>
+            </m:ctrlPr>
+          </m:sSubPr>
+          <m:e>
+            <m:r>
+              <w:rPr>
+                <w:rFonts w:ascii="Cambria Math" w:hAnsi="Cambria Math"/>
+              </w:rPr>
+              <m:t>n</m:t>
+            </m:r>
+          </m:e>
+          <m:sub>
+            <m:r>
+              <w:rPr>
+                <w:rFonts w:ascii="Cambria Math" w:hAnsi="Cambria Math"/>
+              </w:rPr>
+              <m:t>0</m:t>
+            </m:r>
+          </m:sub>
+        </m:sSub>
+      </m:oMath>
+      <w:r>
+        <w:rPr>
+          <w:szCs w:val="28"/>
+        </w:rPr>
+        <w:t xml:space="preserve">) и </w:t>
+      </w:r>
+      <m:oMath>
+        <m:r>
+          <w:rPr>
+            <w:rFonts w:ascii="Cambria Math" w:hAnsi="Cambria Math"/>
+          </w:rPr>
+          <m:t>M</m:t>
+        </m:r>
+        <m:r>
+          <w:rPr>
+            <w:rFonts w:ascii="Cambria Math" w:hAnsi="Cambria Math"/>
+          </w:rPr>
+          <m:t>=</m:t>
+        </m:r>
+        <m:sSub>
+          <m:sSubPr>
+            <m:ctrlPr>
+              <w:rPr>
+                <w:rFonts w:ascii="Cambria Math" w:hAnsi="Cambria Math"/>
+              </w:rPr>
+            </m:ctrlPr>
+          </m:sSubPr>
+          <m:e>
+            <m:r>
+              <w:rPr>
+                <w:rFonts w:ascii="Cambria Math" w:hAnsi="Cambria Math"/>
+              </w:rPr>
+              <m:t>M</m:t>
+            </m:r>
+          </m:e>
+          <m:sub>
+            <m:r>
+              <m:rPr>
+                <m:nor/>
+              </m:rPr>
+              <m:t>п</m:t>
+            </m:r>
+          </m:sub>
+        </m:sSub>
+        <m:r>
+          <w:rPr>
+            <w:rFonts w:ascii="Cambria Math" w:hAnsi="Cambria Math"/>
+          </w:rPr>
+          <m:t>=109</m:t>
+        </m:r>
+        <m:r>
+          <m:rPr>
+            <m:nor/>
+          </m:rPr>
+          <m:t>,</m:t>
+        </m:r>
+        <m:r>
+          <w:rPr>
+            <w:rFonts w:ascii="Cambria Math" w:hAnsi="Cambria Math"/>
+          </w:rPr>
+          <m:t>06</m:t>
+        </m:r>
+      </m:oMath>
+      <w:r>
+        <w:rPr>
+          <w:szCs w:val="28"/>
+        </w:rPr>
+        <w:t xml:space="preserve"> Н·м (штрихо</w:t>
       </w:r>
       <w:r>
         <w:rPr>
           <w:szCs w:val="28"/>
         </w:rPr>
-        <w:lastRenderedPageBreak/>
-        <w:t>измерены с точностью 0,5 мм. Масштаб сопротивления и сопротивления ступеней:</w:t>
+        <w:t xml:space="preserve">вая, точка </w:t>
+      </w:r>
+      <m:oMath>
+        <m:r>
+          <w:rPr>
+            <w:rFonts w:ascii="Cambria Math" w:hAnsi="Cambria Math"/>
+          </w:rPr>
+          <m:t>k</m:t>
+        </m:r>
+      </m:oMath>
+      <w:r>
+        <w:rPr>
+          <w:szCs w:val="28"/>
+        </w:rPr>
+        <w:t xml:space="preserve"> на уровне </w:t>
+      </w:r>
+      <m:oMath>
+        <m:sSub>
+          <m:sSubPr>
+            <m:ctrlPr>
+              <w:rPr>
+                <w:rFonts w:ascii="Cambria Math" w:hAnsi="Cambria Math"/>
+              </w:rPr>
+            </m:ctrlPr>
+          </m:sSubPr>
+          <m:e>
+            <m:r>
+              <w:rPr>
+                <w:rFonts w:ascii="Cambria Math" w:hAnsi="Cambria Math"/>
+              </w:rPr>
+              <m:t>n</m:t>
+            </m:r>
+          </m:e>
+          <m:sub>
+            <m:r>
+              <w:rPr>
+                <w:rFonts w:ascii="Cambria Math" w:hAnsi="Cambria Math"/>
+              </w:rPr>
+              <m:t>0</m:t>
+            </m:r>
+          </m:sub>
+        </m:sSub>
+      </m:oMath>
+      <w:r>
+        <w:rPr>
+          <w:szCs w:val="28"/>
+        </w:rPr>
+        <w:t>).</w:t>
+      </w:r>
+    </w:p>
+    <w:p>
+      <w:pPr>
+        <w:pStyle w:val="a0"/>
+        <w:spacing w:line="288" w:lineRule="auto"/>
+        <w:ind w:firstLine="0"/>
+        <w:jc w:val="left"/>
+      </w:pPr>
+      <w:r>
+        <w:rPr>
+          <w:szCs w:val="28"/>
+        </w:rPr>
+        <w:t xml:space="preserve">3) Через точку </w:t>
+      </w:r>
+      <m:oMath>
+        <m:sSub>
+          <m:sSubPr>
+            <m:ctrlPr>
+              <w:rPr>
+                <w:rFonts w:ascii="Cambria Math" w:hAnsi="Cambria Math"/>
+              </w:rPr>
+            </m:ctrlPr>
+          </m:sSubPr>
+          <m:e>
+            <m:r>
+              <w:rPr>
+                <w:rFonts w:ascii="Cambria Math" w:hAnsi="Cambria Math"/>
+              </w:rPr>
+              <m:t>n</m:t>
+            </m:r>
+          </m:e>
+          <m:sub>
+            <m:r>
+              <w:rPr>
+                <w:rFonts w:ascii="Cambria Math" w:hAnsi="Cambria Math"/>
+              </w:rPr>
+              <m:t>0</m:t>
+            </m:r>
+          </m:sub>
+        </m:sSub>
+      </m:oMath>
+      <w:r>
+        <w:rPr>
+          <w:szCs w:val="28"/>
+        </w:rPr>
+        <w:t xml:space="preserve"> провести горизонталь до пересечения с вертикалью </w:t>
+      </w:r>
+      <m:oMath>
+        <m:sSub>
+          <m:sSubPr>
+            <m:ctrlPr>
+              <w:rPr>
+                <w:rFonts w:ascii="Cambria Math" w:hAnsi="Cambria Math"/>
+              </w:rPr>
+            </m:ctrlPr>
+          </m:sSubPr>
+          <m:e>
+            <m:r>
+              <w:rPr>
+                <w:rFonts w:ascii="Cambria Math" w:hAnsi="Cambria Math"/>
+              </w:rPr>
+              <m:t>M</m:t>
+            </m:r>
+          </m:e>
+          <m:sub>
+            <m:r>
+              <m:rPr>
+                <m:nor/>
+              </m:rPr>
+              <m:t>п</m:t>
+            </m:r>
+          </m:sub>
+        </m:sSub>
+      </m:oMath>
+      <w:r>
+        <w:rPr>
+          <w:szCs w:val="28"/>
+        </w:rPr>
+        <w:t xml:space="preserve"> – получить точку </w:t>
+      </w:r>
+      <m:oMath>
+        <m:r>
+          <w:rPr>
+            <w:rFonts w:ascii="Cambria Math" w:hAnsi="Cambria Math"/>
+          </w:rPr>
+          <m:t>k</m:t>
+        </m:r>
+      </m:oMath>
+      <w:r>
+        <w:rPr>
+          <w:szCs w:val="28"/>
+        </w:rPr>
+        <w:t>.</w:t>
+      </w:r>
+    </w:p>
+    <w:p>
+      <w:pPr>
+        <w:pStyle w:val="a0"/>
+        <w:spacing w:line="288" w:lineRule="auto"/>
+        <w:ind w:firstLine="0"/>
+        <w:jc w:val="left"/>
+      </w:pPr>
+      <w:r>
+        <w:rPr>
+          <w:szCs w:val="28"/>
+        </w:rPr>
+        <w:t xml:space="preserve">4) Построить естественную характеристику: прямая из точки </w:t>
+      </w:r>
+      <m:oMath>
+        <m:sSub>
+          <m:sSubPr>
+            <m:ctrlPr>
+              <w:rPr>
+                <w:rFonts w:ascii="Cambria Math" w:hAnsi="Cambria Math"/>
+              </w:rPr>
+            </m:ctrlPr>
+          </m:sSubPr>
+          <m:e>
+            <m:r>
+              <w:rPr>
+                <w:rFonts w:ascii="Cambria Math" w:hAnsi="Cambria Math"/>
+              </w:rPr>
+              <m:t>n</m:t>
+            </m:r>
+          </m:e>
+          <m:sub>
+            <m:r>
+              <w:rPr>
+                <w:rFonts w:ascii="Cambria Math" w:hAnsi="Cambria Math"/>
+              </w:rPr>
+              <m:t>0</m:t>
+            </m:r>
+          </m:sub>
+        </m:sSub>
+      </m:oMath>
+      <w:r>
+        <w:rPr>
+          <w:szCs w:val="28"/>
+        </w:rPr>
+        <w:t xml:space="preserve"> через точку, соответствующую номинальным данным (</w:t>
+      </w:r>
+      <m:oMath>
+        <m:sSub>
+          <m:sSubPr>
+            <m:ctrlPr>
+              <w:rPr>
+                <w:rFonts w:ascii="Cambria Math" w:hAnsi="Cambria Math"/>
+              </w:rPr>
+            </m:ctrlPr>
+          </m:sSubPr>
+          <m:e>
+            <m:r>
+              <w:rPr>
+                <w:rFonts w:ascii="Cambria Math" w:hAnsi="Cambria Math"/>
+              </w:rPr>
+              <m:t>M</m:t>
+            </m:r>
+          </m:e>
+          <m:sub>
+            <m:r>
+              <m:rPr>
+                <m:nor/>
+              </m:rPr>
+              <m:t>ном</m:t>
+            </m:r>
+          </m:sub>
+        </m:sSub>
+        <m:r>
+          <w:rPr>
+            <w:rFonts w:ascii="Cambria Math" w:hAnsi="Cambria Math"/>
+          </w:rPr>
+          <m:t>=57</m:t>
+        </m:r>
+        <m:r>
+          <m:rPr>
+            <m:nor/>
+          </m:rPr>
+          <m:t>,</m:t>
+        </m:r>
+        <m:r>
+          <w:rPr>
+            <w:rFonts w:ascii="Cambria Math" w:hAnsi="Cambria Math"/>
+          </w:rPr>
+          <m:t>4</m:t>
+        </m:r>
+      </m:oMath>
+      <w:r>
+        <w:rPr>
+          <w:szCs w:val="28"/>
+        </w:rPr>
+        <w:t xml:space="preserve"> Н·м, </w:t>
+      </w:r>
+      <m:oMath>
+        <m:sSub>
+          <m:sSubPr>
+            <m:ctrlPr>
+              <w:rPr>
+                <w:rFonts w:ascii="Cambria Math" w:hAnsi="Cambria Math"/>
+              </w:rPr>
+            </m:ctrlPr>
+          </m:sSubPr>
+          <m:e>
+            <m:r>
+              <w:rPr>
+                <w:rFonts w:ascii="Cambria Math" w:hAnsi="Cambria Math"/>
+              </w:rPr>
+              <m:t>n</m:t>
+            </m:r>
+          </m:e>
+          <m:sub>
+            <m:r>
+              <m:rPr>
+                <m:nor/>
+              </m:rPr>
+              <m:t>ном</m:t>
+            </m:r>
+          </m:sub>
+        </m:sSub>
+      </m:oMath>
+      <w:r>
+        <w:rPr>
+          <w:szCs w:val="28"/>
+        </w:rPr>
+        <w:t>)</w:t>
+      </w:r>
+      <w:r>
+        <w:rPr>
+          <w:szCs w:val="28"/>
+        </w:rPr>
+        <w:t xml:space="preserve">, до пересечения с вертикалью </w:t>
+      </w:r>
+      <m:oMath>
+        <m:sSub>
+          <m:sSubPr>
+            <m:ctrlPr>
+              <w:rPr>
+                <w:rFonts w:ascii="Cambria Math" w:hAnsi="Cambria Math"/>
+              </w:rPr>
+            </m:ctrlPr>
+          </m:sSubPr>
+          <m:e>
+            <m:r>
+              <w:rPr>
+                <w:rFonts w:ascii="Cambria Math" w:hAnsi="Cambria Math"/>
+              </w:rPr>
+              <m:t>M</m:t>
+            </m:r>
+          </m:e>
+          <m:sub>
+            <m:r>
+              <m:rPr>
+                <m:nor/>
+              </m:rPr>
+              <m:t>п</m:t>
+            </m:r>
+          </m:sub>
+        </m:sSub>
+      </m:oMath>
+      <w:r>
+        <w:rPr>
+          <w:szCs w:val="28"/>
+        </w:rPr>
+        <w:t xml:space="preserve"> (точка «и»).</w:t>
+      </w:r>
+    </w:p>
+    <w:p>
+      <w:pPr>
+        <w:pStyle w:val="a0"/>
+        <w:spacing w:line="288" w:lineRule="auto"/>
+        <w:ind w:firstLine="0"/>
+        <w:jc w:val="left"/>
+      </w:pPr>
+      <w:r>
+        <w:rPr>
+          <w:szCs w:val="28"/>
+        </w:rPr>
+        <w:t xml:space="preserve">5) Построить характеристику с полным сопротивлением </w:t>
+      </w:r>
+      <m:oMath>
+        <m:sSub>
+          <m:sSubPr>
+            <m:ctrlPr>
+              <w:rPr>
+                <w:rFonts w:ascii="Cambria Math" w:hAnsi="Cambria Math"/>
+              </w:rPr>
+            </m:ctrlPr>
+          </m:sSubPr>
+          <m:e>
+            <m:r>
+              <w:rPr>
+                <w:rFonts w:ascii="Cambria Math" w:hAnsi="Cambria Math"/>
+              </w:rPr>
+              <m:t>R</m:t>
+            </m:r>
+          </m:e>
+          <m:sub>
+            <m:r>
+              <m:rPr>
+                <m:nor/>
+              </m:rPr>
+              <m:t>п</m:t>
+            </m:r>
+          </m:sub>
+        </m:sSub>
+      </m:oMath>
+      <w:r>
+        <w:rPr>
+          <w:szCs w:val="28"/>
+        </w:rPr>
+        <w:t xml:space="preserve">: из точки </w:t>
+      </w:r>
+      <m:oMath>
+        <m:sSub>
+          <m:sSubPr>
+            <m:ctrlPr>
+              <w:rPr>
+                <w:rFonts w:ascii="Cambria Math" w:hAnsi="Cambria Math"/>
+              </w:rPr>
+            </m:ctrlPr>
+          </m:sSubPr>
+          <m:e>
+            <m:r>
+              <w:rPr>
+                <w:rFonts w:ascii="Cambria Math" w:hAnsi="Cambria Math"/>
+              </w:rPr>
+              <m:t>n</m:t>
+            </m:r>
+          </m:e>
+          <m:sub>
+            <m:r>
+              <w:rPr>
+                <w:rFonts w:ascii="Cambria Math" w:hAnsi="Cambria Math"/>
+              </w:rPr>
+              <m:t>0</m:t>
+            </m:r>
+          </m:sub>
+        </m:sSub>
+      </m:oMath>
+      <w:r>
+        <w:rPr>
+          <w:szCs w:val="28"/>
+        </w:rPr>
+        <w:t xml:space="preserve"> в точку «а» – пересечение вертикали </w:t>
+      </w:r>
+      <m:oMath>
+        <m:sSub>
+          <m:sSubPr>
+            <m:ctrlPr>
+              <w:rPr>
+                <w:rFonts w:ascii="Cambria Math" w:hAnsi="Cambria Math"/>
+              </w:rPr>
+            </m:ctrlPr>
+          </m:sSubPr>
+          <m:e>
+            <m:r>
+              <w:rPr>
+                <w:rFonts w:ascii="Cambria Math" w:hAnsi="Cambria Math"/>
+              </w:rPr>
+              <m:t>M</m:t>
+            </m:r>
+          </m:e>
+          <m:sub>
+            <m:r>
+              <m:rPr>
+                <m:nor/>
+              </m:rPr>
+              <m:t>п</m:t>
+            </m:r>
+          </m:sub>
+        </m:sSub>
+      </m:oMath>
+      <w:r>
+        <w:rPr>
+          <w:szCs w:val="28"/>
+        </w:rPr>
+        <w:t xml:space="preserve"> с осью абсцисс (</w:t>
+      </w:r>
+      <m:oMath>
+        <m:r>
+          <w:rPr>
+            <w:rFonts w:ascii="Cambria Math" w:hAnsi="Cambria Math"/>
+          </w:rPr>
+          <m:t>n</m:t>
+        </m:r>
+        <m:r>
+          <w:rPr>
+            <w:rFonts w:ascii="Cambria Math" w:hAnsi="Cambria Math"/>
+          </w:rPr>
+          <m:t>=0</m:t>
+        </m:r>
+      </m:oMath>
+      <w:r>
+        <w:rPr>
+          <w:szCs w:val="28"/>
+        </w:rPr>
+        <w:t>).</w:t>
+      </w:r>
+    </w:p>
+    <w:p>
+      <w:pPr>
+        <w:pStyle w:val="a0"/>
+        <w:spacing w:line="288" w:lineRule="auto"/>
+        <w:ind w:firstLine="0"/>
+        <w:jc w:val="left"/>
+      </w:pPr>
+      <w:r>
+        <w:rPr>
+          <w:szCs w:val="28"/>
+        </w:rPr>
+        <w:t xml:space="preserve">6) От точки «а» вверх: пересечение характеристики с вертикалью </w:t>
+      </w:r>
+      <m:oMath>
+        <m:sSub>
+          <m:sSubPr>
+            <m:ctrlPr>
+              <w:rPr>
+                <w:rFonts w:ascii="Cambria Math" w:hAnsi="Cambria Math"/>
+              </w:rPr>
+            </m:ctrlPr>
+          </m:sSubPr>
+          <m:e>
+            <m:r>
+              <w:rPr>
+                <w:rFonts w:ascii="Cambria Math" w:hAnsi="Cambria Math"/>
+              </w:rPr>
+              <m:t>M</m:t>
+            </m:r>
+          </m:e>
+          <m:sub>
+            <m:r>
+              <m:rPr>
+                <m:nor/>
+              </m:rPr>
+              <m:t>пер</m:t>
+            </m:r>
+          </m:sub>
+        </m:sSub>
+      </m:oMath>
+      <w:r>
+        <w:rPr>
+          <w:szCs w:val="28"/>
+        </w:rPr>
+        <w:t xml:space="preserve"> даёт точку «б»; проводя из неё горизонталь до вертикали </w:t>
+      </w:r>
+      <m:oMath>
+        <m:sSub>
+          <m:sSubPr>
+            <m:ctrlPr>
+              <w:rPr>
+                <w:rFonts w:ascii="Cambria Math" w:hAnsi="Cambria Math"/>
+              </w:rPr>
+            </m:ctrlPr>
+          </m:sSubPr>
+          <m:e>
+            <m:r>
+              <w:rPr>
+                <w:rFonts w:ascii="Cambria Math" w:hAnsi="Cambria Math"/>
+              </w:rPr>
+              <m:t>M</m:t>
+            </m:r>
+          </m:e>
+          <m:sub>
+            <m:r>
+              <m:rPr>
+                <m:nor/>
+              </m:rPr>
+              <m:t>п</m:t>
+            </m:r>
+          </m:sub>
+        </m:sSub>
+      </m:oMath>
+      <w:r>
+        <w:rPr>
+          <w:szCs w:val="28"/>
+        </w:rPr>
+        <w:t xml:space="preserve">, получаем следующую точку «в», и через неё – из </w:t>
+      </w:r>
+      <m:oMath>
+        <m:sSub>
+          <m:sSubPr>
+            <m:ctrlPr>
+              <w:rPr>
+                <w:rFonts w:ascii="Cambria Math" w:hAnsi="Cambria Math"/>
+              </w:rPr>
+            </m:ctrlPr>
+          </m:sSubPr>
+          <m:e>
+            <m:r>
+              <w:rPr>
+                <w:rFonts w:ascii="Cambria Math" w:hAnsi="Cambria Math"/>
+              </w:rPr>
+              <m:t>n</m:t>
+            </m:r>
+          </m:e>
+          <m:sub>
+            <m:r>
+              <w:rPr>
+                <w:rFonts w:ascii="Cambria Math" w:hAnsi="Cambria Math"/>
+              </w:rPr>
+              <m:t>0</m:t>
+            </m:r>
+          </m:sub>
+        </m:sSub>
+      </m:oMath>
+      <w:r>
+        <w:rPr>
+          <w:szCs w:val="28"/>
+        </w:rPr>
+        <w:t xml:space="preserve"> – следующую характеристику. Построение повторяют ступенями («лесенкой») до выхода на естественную характеристику; при верно выбранных </w:t>
+      </w:r>
+      <m:oMath>
+        <m:sSub>
+          <m:sSubPr>
+            <m:ctrlPr>
+              <w:rPr>
+                <w:rFonts w:ascii="Cambria Math" w:hAnsi="Cambria Math"/>
+              </w:rPr>
+            </m:ctrlPr>
+          </m:sSubPr>
+          <m:e>
+            <m:r>
+              <w:rPr>
+                <w:rFonts w:ascii="Cambria Math" w:hAnsi="Cambria Math"/>
+              </w:rPr>
+              <m:t>M</m:t>
+            </m:r>
+          </m:e>
+          <m:sub>
+            <m:r>
+              <m:rPr>
+                <m:nor/>
+              </m:rPr>
+              <m:t>п</m:t>
+            </m:r>
+          </m:sub>
+        </m:sSub>
+      </m:oMath>
+      <w:r>
+        <w:rPr>
+          <w:szCs w:val="28"/>
+        </w:rPr>
+        <w:t xml:space="preserve"> и </w:t>
+      </w:r>
+      <m:oMath>
+        <m:sSub>
+          <m:sSubPr>
+            <m:ctrlPr>
+              <w:rPr>
+                <w:rFonts w:ascii="Cambria Math" w:hAnsi="Cambria Math"/>
+              </w:rPr>
+            </m:ctrlPr>
+          </m:sSubPr>
+          <m:e>
+            <m:r>
+              <w:rPr>
+                <w:rFonts w:ascii="Cambria Math" w:hAnsi="Cambria Math"/>
+              </w:rPr>
+              <m:t>M</m:t>
+            </m:r>
+          </m:e>
+          <m:sub>
+            <m:r>
+              <m:rPr>
+                <m:nor/>
+              </m:rPr>
+              <m:t>п</m:t>
+            </m:r>
+            <m:r>
+              <m:rPr>
+                <m:nor/>
+              </m:rPr>
+              <m:t>ер</m:t>
+            </m:r>
+          </m:sub>
+        </m:sSub>
+      </m:oMath>
+      <w:r>
+        <w:rPr>
+          <w:szCs w:val="28"/>
+        </w:rPr>
+        <w:t xml:space="preserve"> последняя горизонталь заканчивается точно на естественной характеристике.</w:t>
+      </w:r>
+    </w:p>
+    <w:p>
+      <w:pPr>
+        <w:pStyle w:val="a0"/>
+        <w:spacing w:line="288" w:lineRule="auto"/>
+        <w:ind w:firstLine="0"/>
+        <w:jc w:val="left"/>
+      </w:pPr>
+      <w:r>
+        <w:rPr>
+          <w:szCs w:val="28"/>
+        </w:rPr>
+        <w:t xml:space="preserve">7) Измерить на вертикали </w:t>
+      </w:r>
+      <m:oMath>
+        <m:sSub>
+          <m:sSubPr>
+            <m:ctrlPr>
+              <w:rPr>
+                <w:rFonts w:ascii="Cambria Math" w:hAnsi="Cambria Math"/>
+              </w:rPr>
+            </m:ctrlPr>
+          </m:sSubPr>
+          <m:e>
+            <m:r>
+              <w:rPr>
+                <w:rFonts w:ascii="Cambria Math" w:hAnsi="Cambria Math"/>
+              </w:rPr>
+              <m:t>M</m:t>
+            </m:r>
+          </m:e>
+          <m:sub>
+            <m:r>
+              <m:rPr>
+                <m:nor/>
+              </m:rPr>
+              <m:t>п</m:t>
+            </m:r>
+          </m:sub>
+        </m:sSub>
+      </m:oMath>
+      <w:r>
+        <w:rPr>
+          <w:szCs w:val="28"/>
+        </w:rPr>
+        <w:t xml:space="preserve"> отрезки между точками соседних характеристик: </w:t>
+      </w:r>
+      <m:oMath>
+        <m:sSub>
+          <m:sSubPr>
+            <m:ctrlPr>
+              <w:rPr>
+                <w:rFonts w:ascii="Cambria Math" w:hAnsi="Cambria Math"/>
+              </w:rPr>
+            </m:ctrlPr>
+          </m:sSubPr>
+          <m:e>
+            <m:r>
+              <w:rPr>
+                <w:rFonts w:ascii="Cambria Math" w:hAnsi="Cambria Math"/>
+              </w:rPr>
+              <m:t>l</m:t>
+            </m:r>
+          </m:e>
+          <m:sub>
+            <m:r>
+              <m:rPr>
+                <m:nor/>
+              </m:rPr>
+              <m:t>жк</m:t>
+            </m:r>
+          </m:sub>
+        </m:sSub>
+      </m:oMath>
+      <w:r>
+        <w:rPr>
+          <w:szCs w:val="28"/>
+        </w:rPr>
+        <w:t xml:space="preserve"> – от точки </w:t>
+      </w:r>
+      <m:oMath>
+        <m:r>
+          <w:rPr>
+            <w:rFonts w:ascii="Cambria Math" w:hAnsi="Cambria Math"/>
+          </w:rPr>
+          <m:t>k</m:t>
+        </m:r>
+      </m:oMath>
+      <w:r>
+        <w:rPr>
+          <w:szCs w:val="28"/>
+        </w:rPr>
+        <w:t xml:space="preserve"> до естественной характеристики, </w:t>
+      </w:r>
+      <m:oMath>
+        <m:sSub>
+          <m:sSubPr>
+            <m:ctrlPr>
+              <w:rPr>
+                <w:rFonts w:ascii="Cambria Math" w:hAnsi="Cambria Math"/>
+              </w:rPr>
+            </m:ctrlPr>
+          </m:sSubPr>
+          <m:e>
+            <m:r>
+              <w:rPr>
+                <w:rFonts w:ascii="Cambria Math" w:hAnsi="Cambria Math"/>
+              </w:rPr>
+              <m:t>l</m:t>
+            </m:r>
+          </m:e>
+          <m:sub>
+            <m:r>
+              <w:rPr>
+                <w:rFonts w:ascii="Cambria Math" w:hAnsi="Cambria Math"/>
+              </w:rPr>
+              <m:t>1</m:t>
+            </m:r>
+          </m:sub>
+        </m:sSub>
+        <m:r>
+          <w:rPr>
+            <w:rFonts w:ascii="Cambria Math" w:hAnsi="Cambria Math"/>
+          </w:rPr>
+          <m:t>…</m:t>
+        </m:r>
+        <m:sSub>
+          <m:sSubPr>
+            <m:ctrlPr>
+              <w:rPr>
+                <w:rFonts w:ascii="Cambria Math" w:hAnsi="Cambria Math"/>
+              </w:rPr>
+            </m:ctrlPr>
+          </m:sSubPr>
+          <m:e>
+            <m:r>
+              <w:rPr>
+                <w:rFonts w:ascii="Cambria Math" w:hAnsi="Cambria Math"/>
+              </w:rPr>
+              <m:t>l</m:t>
+            </m:r>
+          </m:e>
+          <m:sub>
+            <m:r>
+              <w:rPr>
+                <w:rFonts w:ascii="Cambria Math" w:hAnsi="Cambria Math"/>
+              </w:rPr>
+              <m:t>m</m:t>
+            </m:r>
+          </m:sub>
+        </m:sSub>
+      </m:oMath>
+      <w:r>
+        <w:rPr>
+          <w:szCs w:val="28"/>
+        </w:rPr>
+        <w:t xml:space="preserve"> – далее вниз; число горизонталей равно числу</w:t>
+      </w:r>
+      <w:r>
+        <w:rPr>
+          <w:szCs w:val="28"/>
+        </w:rPr>
+        <w:t xml:space="preserve"> ступеней реостата </w:t>
+      </w:r>
+      <m:oMath>
+        <m:r>
+          <w:rPr>
+            <w:rFonts w:ascii="Cambria Math" w:hAnsi="Cambria Math"/>
+          </w:rPr>
+          <m:t>m</m:t>
+        </m:r>
+      </m:oMath>
+      <w:r>
+        <w:rPr>
+          <w:szCs w:val="28"/>
+        </w:rPr>
+        <w:t>.</w:t>
+      </w:r>
+    </w:p>
+    <w:p>
+      <w:pPr>
+        <w:pStyle w:val="a0"/>
+        <w:spacing w:line="288" w:lineRule="auto"/>
+        <w:ind w:firstLine="0"/>
+        <w:jc w:val="left"/>
+      </w:pPr>
+      <w:r>
+        <w:rPr>
+          <w:szCs w:val="28"/>
+        </w:rPr>
+        <w:t xml:space="preserve">8) Определить масштаб сопротивления </w:t>
+      </w:r>
+      <m:oMath>
+        <m:sSub>
+          <m:sSubPr>
+            <m:ctrlPr>
+              <w:rPr>
+                <w:rFonts w:ascii="Cambria Math" w:hAnsi="Cambria Math"/>
+              </w:rPr>
+            </m:ctrlPr>
+          </m:sSubPr>
+          <m:e>
+            <m:r>
+              <w:rPr>
+                <w:rFonts w:ascii="Cambria Math" w:hAnsi="Cambria Math"/>
+              </w:rPr>
+              <m:t>m</m:t>
+            </m:r>
+          </m:e>
+          <m:sub>
+            <m:r>
+              <w:rPr>
+                <w:rFonts w:ascii="Cambria Math" w:hAnsi="Cambria Math"/>
+              </w:rPr>
+              <m:t>2</m:t>
+            </m:r>
+          </m:sub>
+        </m:sSub>
+        <m:r>
+          <w:rPr>
+            <w:rFonts w:ascii="Cambria Math" w:hAnsi="Cambria Math"/>
+          </w:rPr>
+          <m:t>=</m:t>
+        </m:r>
+        <m:sSubSup>
+          <m:sSubSupPr>
+            <m:ctrlPr>
+              <w:rPr>
+                <w:rFonts w:ascii="Cambria Math" w:hAnsi="Cambria Math"/>
+              </w:rPr>
+            </m:ctrlPr>
+          </m:sSubSupPr>
+          <m:e>
+            <m:r>
+              <w:rPr>
+                <w:rFonts w:ascii="Cambria Math" w:hAnsi="Cambria Math"/>
+              </w:rPr>
+              <m:t>r</m:t>
+            </m:r>
+          </m:e>
+          <m:sub>
+            <m:r>
+              <w:rPr>
+                <w:rFonts w:ascii="Cambria Math" w:hAnsi="Cambria Math"/>
+              </w:rPr>
+              <m:t>2</m:t>
+            </m:r>
+          </m:sub>
+          <m:sup>
+            <m:r>
+              <w:rPr>
+                <w:rFonts w:ascii="Cambria Math" w:hAnsi="Cambria Math"/>
+              </w:rPr>
+              <m:t>'</m:t>
+            </m:r>
+          </m:sup>
+        </m:sSubSup>
+        <m:r>
+          <w:rPr>
+            <w:rFonts w:ascii="Cambria Math" w:hAnsi="Cambria Math"/>
+          </w:rPr>
+          <m:t>/</m:t>
+        </m:r>
+        <m:sSub>
+          <m:sSubPr>
+            <m:ctrlPr>
+              <w:rPr>
+                <w:rFonts w:ascii="Cambria Math" w:hAnsi="Cambria Math"/>
+              </w:rPr>
+            </m:ctrlPr>
+          </m:sSubPr>
+          <m:e>
+            <m:r>
+              <w:rPr>
+                <w:rFonts w:ascii="Cambria Math" w:hAnsi="Cambria Math"/>
+              </w:rPr>
+              <m:t>l</m:t>
+            </m:r>
+          </m:e>
+          <m:sub>
+            <m:r>
+              <m:rPr>
+                <m:nor/>
+              </m:rPr>
+              <m:t>жк</m:t>
+            </m:r>
+          </m:sub>
+        </m:sSub>
+      </m:oMath>
+      <w:r>
+        <w:rPr>
+          <w:szCs w:val="28"/>
+        </w:rPr>
+        <w:t xml:space="preserve"> (отрезку </w:t>
+      </w:r>
+      <m:oMath>
+        <m:sSub>
+          <m:sSubPr>
+            <m:ctrlPr>
+              <w:rPr>
+                <w:rFonts w:ascii="Cambria Math" w:hAnsi="Cambria Math"/>
+              </w:rPr>
+            </m:ctrlPr>
+          </m:sSubPr>
+          <m:e>
+            <m:r>
+              <w:rPr>
+                <w:rFonts w:ascii="Cambria Math" w:hAnsi="Cambria Math"/>
+              </w:rPr>
+              <m:t>l</m:t>
+            </m:r>
+          </m:e>
+          <m:sub>
+            <m:r>
+              <m:rPr>
+                <m:nor/>
+              </m:rPr>
+              <m:t>жк</m:t>
+            </m:r>
+          </m:sub>
+        </m:sSub>
+      </m:oMath>
+      <w:r>
+        <w:rPr>
+          <w:szCs w:val="28"/>
+        </w:rPr>
+        <w:t xml:space="preserve"> соответствует сопротивление ротора </w:t>
+      </w:r>
+      <m:oMath>
+        <m:sSubSup>
+          <m:sSubSupPr>
+            <m:ctrlPr>
+              <w:rPr>
+                <w:rFonts w:ascii="Cambria Math" w:hAnsi="Cambria Math"/>
+              </w:rPr>
+            </m:ctrlPr>
+          </m:sSubSupPr>
+          <m:e>
+            <m:r>
+              <w:rPr>
+                <w:rFonts w:ascii="Cambria Math" w:hAnsi="Cambria Math"/>
+              </w:rPr>
+              <m:t>r</m:t>
+            </m:r>
+          </m:e>
+          <m:sub>
+            <m:r>
+              <w:rPr>
+                <w:rFonts w:ascii="Cambria Math" w:hAnsi="Cambria Math"/>
+              </w:rPr>
+              <m:t>2</m:t>
+            </m:r>
+          </m:sub>
+          <m:sup>
+            <m:r>
+              <w:rPr>
+                <w:rFonts w:ascii="Cambria Math" w:hAnsi="Cambria Math"/>
+              </w:rPr>
+              <m:t>'</m:t>
+            </m:r>
+          </m:sup>
+        </m:sSubSup>
+      </m:oMath>
+      <w:r>
+        <w:rPr>
+          <w:szCs w:val="28"/>
+        </w:rPr>
+        <w:t xml:space="preserve">) и найти сопротивления ступеней </w:t>
+      </w:r>
+      <m:oMath>
+        <m:sSub>
+          <m:sSubPr>
+            <m:ctrlPr>
+              <w:rPr>
+                <w:rFonts w:ascii="Cambria Math" w:hAnsi="Cambria Math"/>
+              </w:rPr>
+            </m:ctrlPr>
+          </m:sSubPr>
+          <m:e>
+            <m:r>
+              <w:rPr>
+                <w:rFonts w:ascii="Cambria Math" w:hAnsi="Cambria Math"/>
+              </w:rPr>
+              <m:t>R</m:t>
+            </m:r>
+          </m:e>
+          <m:sub>
+            <m:r>
+              <m:rPr>
+                <m:nor/>
+              </m:rPr>
+              <m:t>д</m:t>
+            </m:r>
+            <m:r>
+              <w:rPr>
+                <w:rFonts w:ascii="Cambria Math" w:hAnsi="Cambria Math"/>
+              </w:rPr>
+              <m:t>i</m:t>
+            </m:r>
+          </m:sub>
+        </m:sSub>
+        <m:r>
+          <w:rPr>
+            <w:rFonts w:ascii="Cambria Math" w:hAnsi="Cambria Math"/>
+          </w:rPr>
+          <m:t>=</m:t>
+        </m:r>
+        <m:sSub>
+          <m:sSubPr>
+            <m:ctrlPr>
+              <w:rPr>
+                <w:rFonts w:ascii="Cambria Math" w:hAnsi="Cambria Math"/>
+              </w:rPr>
+            </m:ctrlPr>
+          </m:sSubPr>
+          <m:e>
+            <m:r>
+              <w:rPr>
+                <w:rFonts w:ascii="Cambria Math" w:hAnsi="Cambria Math"/>
+              </w:rPr>
+              <m:t>m</m:t>
+            </m:r>
+          </m:e>
+          <m:sub>
+            <m:r>
+              <w:rPr>
+                <w:rFonts w:ascii="Cambria Math" w:hAnsi="Cambria Math"/>
+              </w:rPr>
+              <m:t>2</m:t>
+            </m:r>
+          </m:sub>
+        </m:sSub>
+        <m:sSub>
+          <m:sSubPr>
+            <m:ctrlPr>
+              <w:rPr>
+                <w:rFonts w:ascii="Cambria Math" w:hAnsi="Cambria Math"/>
+              </w:rPr>
+            </m:ctrlPr>
+          </m:sSubPr>
+          <m:e>
+            <m:r>
+              <w:rPr>
+                <w:rFonts w:ascii="Cambria Math" w:hAnsi="Cambria Math"/>
+              </w:rPr>
+              <m:t>l</m:t>
+            </m:r>
+          </m:e>
+          <m:sub>
+            <m:r>
+              <w:rPr>
+                <w:rFonts w:ascii="Cambria Math" w:hAnsi="Cambria Math"/>
+              </w:rPr>
+              <m:t>i</m:t>
+            </m:r>
+          </m:sub>
+        </m:sSub>
+      </m:oMath>
+      <w:r>
+        <w:rPr>
+          <w:szCs w:val="28"/>
+        </w:rPr>
+        <w:t>.</w:t>
+      </w:r>
+    </w:p>
+    <w:p>
+      <w:pPr>
+        <w:pStyle w:val="a0"/>
+        <w:spacing w:before="120" w:line="288" w:lineRule="auto"/>
+        <w:ind w:firstLine="0"/>
+        <w:jc w:val="both"/>
+      </w:pPr>
+      <w:r>
+        <w:rPr>
+          <w:szCs w:val="28"/>
+        </w:rPr>
+        <w:t xml:space="preserve">Диаграмма построена в масштабе: скорость </w:t>
+      </w:r>
+      <m:oMath>
+        <m:sSub>
+          <m:sSubPr>
+            <m:ctrlPr>
+              <w:rPr>
+                <w:rFonts w:ascii="Cambria Math" w:hAnsi="Cambria Math"/>
+              </w:rPr>
+            </m:ctrlPr>
+          </m:sSubPr>
+          <m:e>
+            <m:r>
+              <w:rPr>
+                <w:rFonts w:ascii="Cambria Math" w:hAnsi="Cambria Math"/>
+              </w:rPr>
+              <m:t>n</m:t>
+            </m:r>
+          </m:e>
+          <m:sub>
+            <m:r>
+              <w:rPr>
+                <w:rFonts w:ascii="Cambria Math" w:hAnsi="Cambria Math"/>
+              </w:rPr>
+              <m:t>0</m:t>
+            </m:r>
+          </m:sub>
+        </m:sSub>
+      </m:oMath>
+      <w:r>
+        <w:rPr>
+          <w:szCs w:val="28"/>
+        </w:rPr>
+        <w:t xml:space="preserve"> соответствует отрезку 200 мм; длины о</w:t>
+      </w:r>
+      <w:r>
+        <w:rPr>
+          <w:szCs w:val="28"/>
+        </w:rPr>
+        <w:t xml:space="preserve">трезков на вертикали </w:t>
+      </w:r>
+      <m:oMath>
+        <m:r>
+          <w:rPr>
+            <w:rFonts w:ascii="Cambria Math" w:hAnsi="Cambria Math"/>
+          </w:rPr>
+          <m:t>M</m:t>
+        </m:r>
+        <m:r>
+          <w:rPr>
+            <w:rFonts w:ascii="Cambria Math" w:hAnsi="Cambria Math"/>
+          </w:rPr>
+          <m:t>=</m:t>
+        </m:r>
+        <m:sSub>
+          <m:sSubPr>
+            <m:ctrlPr>
+              <w:rPr>
+                <w:rFonts w:ascii="Cambria Math" w:hAnsi="Cambria Math"/>
+              </w:rPr>
+            </m:ctrlPr>
+          </m:sSubPr>
+          <m:e>
+            <m:r>
+              <w:rPr>
+                <w:rFonts w:ascii="Cambria Math" w:hAnsi="Cambria Math"/>
+              </w:rPr>
+              <m:t>M</m:t>
+            </m:r>
+          </m:e>
+          <m:sub>
+            <m:r>
+              <m:rPr>
+                <m:nor/>
+              </m:rPr>
+              <m:t>п</m:t>
+            </m:r>
+          </m:sub>
+        </m:sSub>
+      </m:oMath>
+      <w:r>
+        <w:rPr>
+          <w:szCs w:val="28"/>
+        </w:rPr>
+        <w:t xml:space="preserve"> измерены с точностью 0,5 мм. Масштаб сопротивления и сопротивления ступеней:</w:t>
       </w:r>
     </w:p>
     <w:p>
@@ -34440,8 +36108,8 @@
           <w:lang w:eastAsia="ru-RU"/>
         </w:rPr>
         <w:drawing>
-          <wp:inline distT="0" distB="0" distL="0" distR="0" wp14:anchorId="40D6F951" wp14:editId="1227702C">
-            <wp:extent cx="4860000" cy="4674594"/>
+          <wp:inline distT="0" distB="0" distL="0" distR="0" wp14:anchorId="5BF54E9E" wp14:editId="6CD5D824">
+            <wp:extent cx="4860000" cy="4287220"/>
             <wp:effectExtent l="0" t="0" r="0" b="0"/>
             <wp:docPr id="111" name="Рисунок 11"/>
             <wp:cNvGraphicFramePr/>
@@ -34461,7 +36129,7 @@
                   <pic:spPr>
                     <a:xfrm>
                       <a:off x="0" y="0"/>
-                      <a:ext cx="4860000" cy="4674594"/>
+                      <a:ext cx="4860000" cy="4287220"/>
                     </a:xfrm>
                     <a:prstGeom prst="rect">
                       <a:avLst/>
@@ -34500,13 +36168,1148 @@
         <w:rPr>
           <w:szCs w:val="28"/>
         </w:rPr>
-        <w:t>Сравнение результатов аналитического и графического способов (допустимое</w:t>
+        <w:t xml:space="preserve">Координаты точек диаграммы для построения в масштабе (по осям: 160 мм = </w:t>
       </w:r>
+      <m:oMath>
+        <m:sSub>
+          <m:sSubPr>
+            <m:ctrlPr>
+              <w:rPr>
+                <w:rFonts w:ascii="Cambria Math" w:hAnsi="Cambria Math"/>
+              </w:rPr>
+            </m:ctrlPr>
+          </m:sSubPr>
+          <m:e>
+            <m:r>
+              <w:rPr>
+                <w:rFonts w:ascii="Cambria Math" w:hAnsi="Cambria Math"/>
+              </w:rPr>
+              <m:t>M</m:t>
+            </m:r>
+          </m:e>
+          <m:sub>
+            <m:r>
+              <m:rPr>
+                <m:nor/>
+              </m:rPr>
+              <m:t>п</m:t>
+            </m:r>
+          </m:sub>
+        </m:sSub>
+      </m:oMath>
       <w:r>
         <w:rPr>
           <w:szCs w:val="28"/>
         </w:rPr>
-        <w:t xml:space="preserve"> расхождение 5–10 %):</w:t>
+        <w:t xml:space="preserve">, 200 мм = </w:t>
+      </w:r>
+      <m:oMath>
+        <m:sSub>
+          <m:sSubPr>
+            <m:ctrlPr>
+              <w:rPr>
+                <w:rFonts w:ascii="Cambria Math" w:hAnsi="Cambria Math"/>
+              </w:rPr>
+            </m:ctrlPr>
+          </m:sSubPr>
+          <m:e>
+            <m:r>
+              <w:rPr>
+                <w:rFonts w:ascii="Cambria Math" w:hAnsi="Cambria Math"/>
+              </w:rPr>
+              <m:t>n</m:t>
+            </m:r>
+          </m:e>
+          <m:sub>
+            <m:r>
+              <w:rPr>
+                <w:rFonts w:ascii="Cambria Math" w:hAnsi="Cambria Math"/>
+              </w:rPr>
+              <m:t>0</m:t>
+            </m:r>
+          </m:sub>
+        </m:sSub>
+      </m:oMath>
+      <w:r>
+        <w:rPr>
+          <w:szCs w:val="28"/>
+        </w:rPr>
+        <w:t>):</w:t>
+      </w:r>
+    </w:p>
+    <w:tbl>
+      <w:tblPr>
+        <w:tblW w:w="0" w:type="auto"/>
+        <w:jc w:val="center"/>
+        <w:tblBorders>
+          <w:top w:val="single" w:sz="4" w:space="0" w:color="000000"/>
+          <w:left w:val="single" w:sz="4" w:space="0" w:color="000000"/>
+          <w:bottom w:val="single" w:sz="4" w:space="0" w:color="000000"/>
+          <w:right w:val="single" w:sz="4" w:space="0" w:color="000000"/>
+          <w:insideH w:val="single" w:sz="4" w:space="0" w:color="000000"/>
+          <w:insideV w:val="single" w:sz="4" w:space="0" w:color="000000"/>
+        </w:tblBorders>
+        <w:tblLook w:val="04A0" w:firstRow="1" w:lastRow="0" w:firstColumn="1" w:lastColumn="0" w:noHBand="0" w:noVBand="1"/>
+      </w:tblPr>
+      <w:tblGrid>
+        <w:gridCol w:w="1134"/>
+        <w:gridCol w:w="1814"/>
+        <w:gridCol w:w="1927"/>
+        <w:gridCol w:w="1814"/>
+        <w:gridCol w:w="1814"/>
+      </w:tblGrid>
+      <w:tr>
+        <w:trPr>
+          <w:tblHeader/>
+          <w:jc w:val="center"/>
+        </w:trPr>
+        <w:tc>
+          <w:tcPr>
+            <w:tcW w:w="1134" w:type="dxa"/>
+            <w:vAlign w:val="center"/>
+          </w:tcPr>
+          <w:p>
+            <w:pPr>
+              <w:pStyle w:val="a0"/>
+              <w:ind w:firstLine="0"/>
+            </w:pPr>
+            <w:r>
+              <w:rPr>
+                <w:b/>
+                <w:sz w:val="24"/>
+                <w:szCs w:val="24"/>
+              </w:rPr>
+              <w:t>Точка</w:t>
+            </w:r>
+          </w:p>
+        </w:tc>
+        <w:tc>
+          <w:tcPr>
+            <w:tcW w:w="1814" w:type="dxa"/>
+            <w:vAlign w:val="center"/>
+          </w:tcPr>
+          <w:p>
+            <w:pPr>
+              <w:pStyle w:val="a0"/>
+              <w:ind w:firstLine="0"/>
+            </w:pPr>
+            <m:oMath>
+              <m:r>
+                <w:rPr>
+                  <w:rFonts w:ascii="Cambria Math" w:hAnsi="Cambria Math"/>
+                </w:rPr>
+                <m:t>M</m:t>
+              </m:r>
+            </m:oMath>
+            <w:r>
+              <w:rPr>
+                <w:b/>
+                <w:sz w:val="24"/>
+                <w:szCs w:val="24"/>
+              </w:rPr>
+              <w:t>, Н·м</w:t>
+            </w:r>
+          </w:p>
+        </w:tc>
+        <w:tc>
+          <w:tcPr>
+            <w:tcW w:w="1927" w:type="dxa"/>
+            <w:vAlign w:val="center"/>
+          </w:tcPr>
+          <w:p>
+            <w:pPr>
+              <w:pStyle w:val="a0"/>
+              <w:ind w:firstLine="0"/>
+            </w:pPr>
+            <m:oMath>
+              <m:r>
+                <w:rPr>
+                  <w:rFonts w:ascii="Cambria Math" w:hAnsi="Cambria Math"/>
+                </w:rPr>
+                <m:t>n</m:t>
+              </m:r>
+            </m:oMath>
+            <w:r>
+              <w:rPr>
+                <w:b/>
+                <w:sz w:val="24"/>
+                <w:szCs w:val="24"/>
+              </w:rPr>
+              <w:t>, об/мин</w:t>
+            </w:r>
+          </w:p>
+        </w:tc>
+        <w:tc>
+          <w:tcPr>
+            <w:tcW w:w="1814" w:type="dxa"/>
+            <w:vAlign w:val="center"/>
+          </w:tcPr>
+          <w:p>
+            <w:pPr>
+              <w:pStyle w:val="a0"/>
+              <w:ind w:firstLine="0"/>
+            </w:pPr>
+            <m:oMath>
+              <m:r>
+                <w:rPr>
+                  <w:rFonts w:ascii="Cambria Math" w:hAnsi="Cambria Math"/>
+                </w:rPr>
+                <m:t>x</m:t>
+              </m:r>
+            </m:oMath>
+            <w:r>
+              <w:rPr>
+                <w:b/>
+                <w:sz w:val="24"/>
+                <w:szCs w:val="24"/>
+              </w:rPr>
+              <w:t>, мм</w:t>
+            </w:r>
+          </w:p>
+        </w:tc>
+        <w:tc>
+          <w:tcPr>
+            <w:tcW w:w="1814" w:type="dxa"/>
+            <w:vAlign w:val="center"/>
+          </w:tcPr>
+          <w:p>
+            <w:pPr>
+              <w:pStyle w:val="a0"/>
+              <w:ind w:firstLine="0"/>
+            </w:pPr>
+            <m:oMath>
+              <m:r>
+                <w:rPr>
+                  <w:rFonts w:ascii="Cambria Math" w:hAnsi="Cambria Math"/>
+                </w:rPr>
+                <m:t>y</m:t>
+              </m:r>
+            </m:oMath>
+            <w:r>
+              <w:rPr>
+                <w:b/>
+                <w:sz w:val="24"/>
+                <w:szCs w:val="24"/>
+              </w:rPr>
+              <w:t>, мм</w:t>
+            </w:r>
+          </w:p>
+        </w:tc>
+      </w:tr>
+      <w:tr>
+        <w:trPr>
+          <w:jc w:val="center"/>
+        </w:trPr>
+        <w:tc>
+          <w:tcPr>
+            <w:tcW w:w="1134" w:type="dxa"/>
+            <w:vAlign w:val="center"/>
+          </w:tcPr>
+          <w:p>
+            <w:pPr>
+              <w:pStyle w:val="a0"/>
+              <w:ind w:firstLine="0"/>
+            </w:pPr>
+            <w:r>
+              <w:rPr>
+                <w:sz w:val="24"/>
+                <w:szCs w:val="24"/>
+              </w:rPr>
+              <w:t>а</w:t>
+            </w:r>
+          </w:p>
+        </w:tc>
+        <w:tc>
+          <w:tcPr>
+            <w:tcW w:w="1814" w:type="dxa"/>
+            <w:vAlign w:val="center"/>
+          </w:tcPr>
+          <w:p>
+            <w:pPr>
+              <w:pStyle w:val="a0"/>
+              <w:ind w:firstLine="0"/>
+            </w:pPr>
+            <w:r>
+              <w:rPr>
+                <w:sz w:val="24"/>
+                <w:szCs w:val="24"/>
+              </w:rPr>
+              <w:t>109,1</w:t>
+            </w:r>
+          </w:p>
+        </w:tc>
+        <w:tc>
+          <w:tcPr>
+            <w:tcW w:w="1927" w:type="dxa"/>
+            <w:vAlign w:val="center"/>
+          </w:tcPr>
+          <w:p>
+            <w:pPr>
+              <w:pStyle w:val="a0"/>
+              <w:ind w:firstLine="0"/>
+            </w:pPr>
+            <w:r>
+              <w:rPr>
+                <w:sz w:val="24"/>
+                <w:szCs w:val="24"/>
+              </w:rPr>
+              <w:t>0</w:t>
+            </w:r>
+          </w:p>
+        </w:tc>
+        <w:tc>
+          <w:tcPr>
+            <w:tcW w:w="1814" w:type="dxa"/>
+            <w:vAlign w:val="center"/>
+          </w:tcPr>
+          <w:p>
+            <w:pPr>
+              <w:pStyle w:val="a0"/>
+              <w:ind w:firstLine="0"/>
+            </w:pPr>
+            <w:r>
+              <w:rPr>
+                <w:sz w:val="24"/>
+                <w:szCs w:val="24"/>
+              </w:rPr>
+              <w:t>160</w:t>
+            </w:r>
+          </w:p>
+        </w:tc>
+        <w:tc>
+          <w:tcPr>
+            <w:tcW w:w="1814" w:type="dxa"/>
+            <w:vAlign w:val="center"/>
+          </w:tcPr>
+          <w:p>
+            <w:pPr>
+              <w:pStyle w:val="a0"/>
+              <w:ind w:firstLine="0"/>
+            </w:pPr>
+            <w:r>
+              <w:rPr>
+                <w:sz w:val="24"/>
+                <w:szCs w:val="24"/>
+              </w:rPr>
+              <w:t>0</w:t>
+            </w:r>
+          </w:p>
+        </w:tc>
+      </w:tr>
+      <w:tr>
+        <w:trPr>
+          <w:jc w:val="center"/>
+        </w:trPr>
+        <w:tc>
+          <w:tcPr>
+            <w:tcW w:w="1134" w:type="dxa"/>
+            <w:vAlign w:val="center"/>
+          </w:tcPr>
+          <w:p>
+            <w:pPr>
+              <w:pStyle w:val="a0"/>
+              <w:ind w:firstLine="0"/>
+            </w:pPr>
+            <w:r>
+              <w:rPr>
+                <w:sz w:val="24"/>
+                <w:szCs w:val="24"/>
+              </w:rPr>
+              <w:t>б</w:t>
+            </w:r>
+          </w:p>
+        </w:tc>
+        <w:tc>
+          <w:tcPr>
+            <w:tcW w:w="1814" w:type="dxa"/>
+            <w:vAlign w:val="center"/>
+          </w:tcPr>
+          <w:p>
+            <w:pPr>
+              <w:pStyle w:val="a0"/>
+              <w:ind w:firstLine="0"/>
+            </w:pPr>
+            <w:r>
+              <w:rPr>
+                <w:sz w:val="24"/>
+                <w:szCs w:val="24"/>
+              </w:rPr>
+              <w:t>69,14</w:t>
+            </w:r>
+          </w:p>
+        </w:tc>
+        <w:tc>
+          <w:tcPr>
+            <w:tcW w:w="1927" w:type="dxa"/>
+            <w:vAlign w:val="center"/>
+          </w:tcPr>
+          <w:p>
+            <w:pPr>
+              <w:pStyle w:val="a0"/>
+              <w:ind w:firstLine="0"/>
+            </w:pPr>
+            <w:r>
+              <w:rPr>
+                <w:sz w:val="24"/>
+                <w:szCs w:val="24"/>
+              </w:rPr>
+              <w:t>366,1</w:t>
+            </w:r>
+          </w:p>
+        </w:tc>
+        <w:tc>
+          <w:tcPr>
+            <w:tcW w:w="1814" w:type="dxa"/>
+            <w:vAlign w:val="center"/>
+          </w:tcPr>
+          <w:p>
+            <w:pPr>
+              <w:pStyle w:val="a0"/>
+              <w:ind w:firstLine="0"/>
+            </w:pPr>
+            <w:r>
+              <w:rPr>
+                <w:sz w:val="24"/>
+                <w:szCs w:val="24"/>
+              </w:rPr>
+              <w:t>101,4</w:t>
+            </w:r>
+          </w:p>
+        </w:tc>
+        <w:tc>
+          <w:tcPr>
+            <w:tcW w:w="1814" w:type="dxa"/>
+            <w:vAlign w:val="center"/>
+          </w:tcPr>
+          <w:p>
+            <w:pPr>
+              <w:pStyle w:val="a0"/>
+              <w:ind w:firstLine="0"/>
+            </w:pPr>
+            <w:r>
+              <w:rPr>
+                <w:sz w:val="24"/>
+                <w:szCs w:val="24"/>
+              </w:rPr>
+              <w:t>73,21</w:t>
+            </w:r>
+          </w:p>
+        </w:tc>
+      </w:tr>
+      <w:tr>
+        <w:trPr>
+          <w:jc w:val="center"/>
+        </w:trPr>
+        <w:tc>
+          <w:tcPr>
+            <w:tcW w:w="1134" w:type="dxa"/>
+            <w:vAlign w:val="center"/>
+          </w:tcPr>
+          <w:p>
+            <w:pPr>
+              <w:pStyle w:val="a0"/>
+              <w:ind w:firstLine="0"/>
+            </w:pPr>
+            <w:r>
+              <w:rPr>
+                <w:sz w:val="24"/>
+                <w:szCs w:val="24"/>
+              </w:rPr>
+              <w:t>в</w:t>
+            </w:r>
+          </w:p>
+        </w:tc>
+        <w:tc>
+          <w:tcPr>
+            <w:tcW w:w="1814" w:type="dxa"/>
+            <w:vAlign w:val="center"/>
+          </w:tcPr>
+          <w:p>
+            <w:pPr>
+              <w:pStyle w:val="a0"/>
+              <w:ind w:firstLine="0"/>
+            </w:pPr>
+            <w:r>
+              <w:rPr>
+                <w:sz w:val="24"/>
+                <w:szCs w:val="24"/>
+              </w:rPr>
+              <w:t>109,1</w:t>
+            </w:r>
+          </w:p>
+        </w:tc>
+        <w:tc>
+          <w:tcPr>
+            <w:tcW w:w="1927" w:type="dxa"/>
+            <w:vAlign w:val="center"/>
+          </w:tcPr>
+          <w:p>
+            <w:pPr>
+              <w:pStyle w:val="a0"/>
+              <w:ind w:firstLine="0"/>
+            </w:pPr>
+            <w:r>
+              <w:rPr>
+                <w:sz w:val="24"/>
+                <w:szCs w:val="24"/>
+              </w:rPr>
+              <w:t>366,1</w:t>
+            </w:r>
+          </w:p>
+        </w:tc>
+        <w:tc>
+          <w:tcPr>
+            <w:tcW w:w="1814" w:type="dxa"/>
+            <w:vAlign w:val="center"/>
+          </w:tcPr>
+          <w:p>
+            <w:pPr>
+              <w:pStyle w:val="a0"/>
+              <w:ind w:firstLine="0"/>
+            </w:pPr>
+            <w:r>
+              <w:rPr>
+                <w:sz w:val="24"/>
+                <w:szCs w:val="24"/>
+              </w:rPr>
+              <w:t>160</w:t>
+            </w:r>
+          </w:p>
+        </w:tc>
+        <w:tc>
+          <w:tcPr>
+            <w:tcW w:w="1814" w:type="dxa"/>
+            <w:vAlign w:val="center"/>
+          </w:tcPr>
+          <w:p>
+            <w:pPr>
+              <w:pStyle w:val="a0"/>
+              <w:ind w:firstLine="0"/>
+            </w:pPr>
+            <w:r>
+              <w:rPr>
+                <w:sz w:val="24"/>
+                <w:szCs w:val="24"/>
+              </w:rPr>
+              <w:t>73,21</w:t>
+            </w:r>
+          </w:p>
+        </w:tc>
+      </w:tr>
+      <w:tr>
+        <w:trPr>
+          <w:jc w:val="center"/>
+        </w:trPr>
+        <w:tc>
+          <w:tcPr>
+            <w:tcW w:w="1134" w:type="dxa"/>
+            <w:vAlign w:val="center"/>
+          </w:tcPr>
+          <w:p>
+            <w:pPr>
+              <w:pStyle w:val="a0"/>
+              <w:ind w:firstLine="0"/>
+            </w:pPr>
+            <w:r>
+              <w:rPr>
+                <w:sz w:val="24"/>
+                <w:szCs w:val="24"/>
+              </w:rPr>
+              <w:t>г</w:t>
+            </w:r>
+          </w:p>
+        </w:tc>
+        <w:tc>
+          <w:tcPr>
+            <w:tcW w:w="1814" w:type="dxa"/>
+            <w:vAlign w:val="center"/>
+          </w:tcPr>
+          <w:p>
+            <w:pPr>
+              <w:pStyle w:val="a0"/>
+              <w:ind w:firstLine="0"/>
+            </w:pPr>
+            <w:r>
+              <w:rPr>
+                <w:sz w:val="24"/>
+                <w:szCs w:val="24"/>
+              </w:rPr>
+              <w:t>69,14</w:t>
+            </w:r>
+          </w:p>
+        </w:tc>
+        <w:tc>
+          <w:tcPr>
+            <w:tcW w:w="1927" w:type="dxa"/>
+            <w:vAlign w:val="center"/>
+          </w:tcPr>
+          <w:p>
+            <w:pPr>
+              <w:pStyle w:val="a0"/>
+              <w:ind w:firstLine="0"/>
+            </w:pPr>
+            <w:r>
+              <w:rPr>
+                <w:sz w:val="24"/>
+                <w:szCs w:val="24"/>
+              </w:rPr>
+              <w:t>598,1</w:t>
+            </w:r>
+          </w:p>
+        </w:tc>
+        <w:tc>
+          <w:tcPr>
+            <w:tcW w:w="1814" w:type="dxa"/>
+            <w:vAlign w:val="center"/>
+          </w:tcPr>
+          <w:p>
+            <w:pPr>
+              <w:pStyle w:val="a0"/>
+              <w:ind w:firstLine="0"/>
+            </w:pPr>
+            <w:r>
+              <w:rPr>
+                <w:sz w:val="24"/>
+                <w:szCs w:val="24"/>
+              </w:rPr>
+              <w:t>101,4</w:t>
+            </w:r>
+          </w:p>
+        </w:tc>
+        <w:tc>
+          <w:tcPr>
+            <w:tcW w:w="1814" w:type="dxa"/>
+            <w:vAlign w:val="center"/>
+          </w:tcPr>
+          <w:p>
+            <w:pPr>
+              <w:pStyle w:val="a0"/>
+              <w:ind w:firstLine="0"/>
+            </w:pPr>
+            <w:r>
+              <w:rPr>
+                <w:sz w:val="24"/>
+                <w:szCs w:val="24"/>
+              </w:rPr>
+              <w:t>119,6</w:t>
+            </w:r>
+          </w:p>
+        </w:tc>
+      </w:tr>
+      <w:tr>
+        <w:trPr>
+          <w:jc w:val="center"/>
+        </w:trPr>
+        <w:tc>
+          <w:tcPr>
+            <w:tcW w:w="1134" w:type="dxa"/>
+            <w:vAlign w:val="center"/>
+          </w:tcPr>
+          <w:p>
+            <w:pPr>
+              <w:pStyle w:val="a0"/>
+              <w:ind w:firstLine="0"/>
+            </w:pPr>
+            <w:r>
+              <w:rPr>
+                <w:sz w:val="24"/>
+                <w:szCs w:val="24"/>
+              </w:rPr>
+              <w:t>д</w:t>
+            </w:r>
+          </w:p>
+        </w:tc>
+        <w:tc>
+          <w:tcPr>
+            <w:tcW w:w="1814" w:type="dxa"/>
+            <w:vAlign w:val="center"/>
+          </w:tcPr>
+          <w:p>
+            <w:pPr>
+              <w:pStyle w:val="a0"/>
+              <w:ind w:firstLine="0"/>
+            </w:pPr>
+            <w:r>
+              <w:rPr>
+                <w:sz w:val="24"/>
+                <w:szCs w:val="24"/>
+              </w:rPr>
+              <w:t>109,1</w:t>
+            </w:r>
+          </w:p>
+        </w:tc>
+        <w:tc>
+          <w:tcPr>
+            <w:tcW w:w="1927" w:type="dxa"/>
+            <w:vAlign w:val="center"/>
+          </w:tcPr>
+          <w:p>
+            <w:pPr>
+              <w:pStyle w:val="a0"/>
+              <w:ind w:firstLine="0"/>
+            </w:pPr>
+            <w:r>
+              <w:rPr>
+                <w:sz w:val="24"/>
+                <w:szCs w:val="24"/>
+              </w:rPr>
+              <w:t>598,1</w:t>
+            </w:r>
+          </w:p>
+        </w:tc>
+        <w:tc>
+          <w:tcPr>
+            <w:tcW w:w="1814" w:type="dxa"/>
+            <w:vAlign w:val="center"/>
+          </w:tcPr>
+          <w:p>
+            <w:pPr>
+              <w:pStyle w:val="a0"/>
+              <w:ind w:firstLine="0"/>
+            </w:pPr>
+            <w:r>
+              <w:rPr>
+                <w:sz w:val="24"/>
+                <w:szCs w:val="24"/>
+              </w:rPr>
+              <w:t>160</w:t>
+            </w:r>
+          </w:p>
+        </w:tc>
+        <w:tc>
+          <w:tcPr>
+            <w:tcW w:w="1814" w:type="dxa"/>
+            <w:vAlign w:val="center"/>
+          </w:tcPr>
+          <w:p>
+            <w:pPr>
+              <w:pStyle w:val="a0"/>
+              <w:ind w:firstLine="0"/>
+            </w:pPr>
+            <w:r>
+              <w:rPr>
+                <w:sz w:val="24"/>
+                <w:szCs w:val="24"/>
+              </w:rPr>
+              <w:t>119,6</w:t>
+            </w:r>
+          </w:p>
+        </w:tc>
+      </w:tr>
+      <w:tr>
+        <w:trPr>
+          <w:jc w:val="center"/>
+        </w:trPr>
+        <w:tc>
+          <w:tcPr>
+            <w:tcW w:w="1134" w:type="dxa"/>
+            <w:vAlign w:val="center"/>
+          </w:tcPr>
+          <w:p>
+            <w:pPr>
+              <w:pStyle w:val="a0"/>
+              <w:ind w:firstLine="0"/>
+            </w:pPr>
+            <w:r>
+              <w:rPr>
+                <w:sz w:val="24"/>
+                <w:szCs w:val="24"/>
+              </w:rPr>
+              <w:t>е</w:t>
+            </w:r>
+          </w:p>
+        </w:tc>
+        <w:tc>
+          <w:tcPr>
+            <w:tcW w:w="1814" w:type="dxa"/>
+            <w:vAlign w:val="center"/>
+          </w:tcPr>
+          <w:p>
+            <w:pPr>
+              <w:pStyle w:val="a0"/>
+              <w:ind w:firstLine="0"/>
+            </w:pPr>
+            <w:r>
+              <w:rPr>
+                <w:sz w:val="24"/>
+                <w:szCs w:val="24"/>
+              </w:rPr>
+              <w:t>69,14</w:t>
+            </w:r>
+          </w:p>
+        </w:tc>
+        <w:tc>
+          <w:tcPr>
+            <w:tcW w:w="1927" w:type="dxa"/>
+            <w:vAlign w:val="center"/>
+          </w:tcPr>
+          <w:p>
+            <w:pPr>
+              <w:pStyle w:val="a0"/>
+              <w:ind w:firstLine="0"/>
+            </w:pPr>
+            <w:r>
+              <w:rPr>
+                <w:sz w:val="24"/>
+                <w:szCs w:val="24"/>
+              </w:rPr>
+              <w:t>745,2</w:t>
+            </w:r>
+          </w:p>
+        </w:tc>
+        <w:tc>
+          <w:tcPr>
+            <w:tcW w:w="1814" w:type="dxa"/>
+            <w:vAlign w:val="center"/>
+          </w:tcPr>
+          <w:p>
+            <w:pPr>
+              <w:pStyle w:val="a0"/>
+              <w:ind w:firstLine="0"/>
+            </w:pPr>
+            <w:r>
+              <w:rPr>
+                <w:sz w:val="24"/>
+                <w:szCs w:val="24"/>
+              </w:rPr>
+              <w:t>101,4</w:t>
+            </w:r>
+          </w:p>
+        </w:tc>
+        <w:tc>
+          <w:tcPr>
+            <w:tcW w:w="1814" w:type="dxa"/>
+            <w:vAlign w:val="center"/>
+          </w:tcPr>
+          <w:p>
+            <w:pPr>
+              <w:pStyle w:val="a0"/>
+              <w:ind w:firstLine="0"/>
+            </w:pPr>
+            <w:r>
+              <w:rPr>
+                <w:sz w:val="24"/>
+                <w:szCs w:val="24"/>
+              </w:rPr>
+              <w:t>149</w:t>
+            </w:r>
+          </w:p>
+        </w:tc>
+      </w:tr>
+      <w:tr>
+        <w:trPr>
+          <w:jc w:val="center"/>
+        </w:trPr>
+        <w:tc>
+          <w:tcPr>
+            <w:tcW w:w="1134" w:type="dxa"/>
+            <w:vAlign w:val="center"/>
+          </w:tcPr>
+          <w:p>
+            <w:pPr>
+              <w:pStyle w:val="a0"/>
+              <w:ind w:firstLine="0"/>
+            </w:pPr>
+            <w:r>
+              <w:rPr>
+                <w:sz w:val="24"/>
+                <w:szCs w:val="24"/>
+              </w:rPr>
+              <w:t>ж</w:t>
+            </w:r>
+          </w:p>
+        </w:tc>
+        <w:tc>
+          <w:tcPr>
+            <w:tcW w:w="1814" w:type="dxa"/>
+            <w:vAlign w:val="center"/>
+          </w:tcPr>
+          <w:p>
+            <w:pPr>
+              <w:pStyle w:val="a0"/>
+              <w:ind w:firstLine="0"/>
+            </w:pPr>
+            <w:r>
+              <w:rPr>
+                <w:sz w:val="24"/>
+                <w:szCs w:val="24"/>
+              </w:rPr>
+              <w:t>109,1</w:t>
+            </w:r>
+          </w:p>
+        </w:tc>
+        <w:tc>
+          <w:tcPr>
+            <w:tcW w:w="1927" w:type="dxa"/>
+            <w:vAlign w:val="center"/>
+          </w:tcPr>
+          <w:p>
+            <w:pPr>
+              <w:pStyle w:val="a0"/>
+              <w:ind w:firstLine="0"/>
+            </w:pPr>
+            <w:r>
+              <w:rPr>
+                <w:sz w:val="24"/>
+                <w:szCs w:val="24"/>
+              </w:rPr>
+              <w:t>745,2</w:t>
+            </w:r>
+          </w:p>
+        </w:tc>
+        <w:tc>
+          <w:tcPr>
+            <w:tcW w:w="1814" w:type="dxa"/>
+            <w:vAlign w:val="center"/>
+          </w:tcPr>
+          <w:p>
+            <w:pPr>
+              <w:pStyle w:val="a0"/>
+              <w:ind w:firstLine="0"/>
+            </w:pPr>
+            <w:r>
+              <w:rPr>
+                <w:sz w:val="24"/>
+                <w:szCs w:val="24"/>
+              </w:rPr>
+              <w:t>160</w:t>
+            </w:r>
+          </w:p>
+        </w:tc>
+        <w:tc>
+          <w:tcPr>
+            <w:tcW w:w="1814" w:type="dxa"/>
+            <w:vAlign w:val="center"/>
+          </w:tcPr>
+          <w:p>
+            <w:pPr>
+              <w:pStyle w:val="a0"/>
+              <w:ind w:firstLine="0"/>
+            </w:pPr>
+            <w:r>
+              <w:rPr>
+                <w:sz w:val="24"/>
+                <w:szCs w:val="24"/>
+              </w:rPr>
+              <w:t>149</w:t>
+            </w:r>
+          </w:p>
+        </w:tc>
+      </w:tr>
+      <w:tr>
+        <w:trPr>
+          <w:jc w:val="center"/>
+        </w:trPr>
+        <w:tc>
+          <w:tcPr>
+            <w:tcW w:w="1134" w:type="dxa"/>
+            <w:vAlign w:val="center"/>
+          </w:tcPr>
+          <w:p>
+            <w:pPr>
+              <w:pStyle w:val="a0"/>
+              <w:ind w:firstLine="0"/>
+            </w:pPr>
+            <w:r>
+              <w:rPr>
+                <w:sz w:val="24"/>
+                <w:szCs w:val="24"/>
+              </w:rPr>
+              <w:t>з</w:t>
+            </w:r>
+          </w:p>
+        </w:tc>
+        <w:tc>
+          <w:tcPr>
+            <w:tcW w:w="1814" w:type="dxa"/>
+            <w:vAlign w:val="center"/>
+          </w:tcPr>
+          <w:p>
+            <w:pPr>
+              <w:pStyle w:val="a0"/>
+              <w:ind w:firstLine="0"/>
+            </w:pPr>
+            <w:r>
+              <w:rPr>
+                <w:sz w:val="24"/>
+                <w:szCs w:val="24"/>
+              </w:rPr>
+              <w:t>69,14</w:t>
+            </w:r>
+          </w:p>
+        </w:tc>
+        <w:tc>
+          <w:tcPr>
+            <w:tcW w:w="1927" w:type="dxa"/>
+            <w:vAlign w:val="center"/>
+          </w:tcPr>
+          <w:p>
+            <w:pPr>
+              <w:pStyle w:val="a0"/>
+              <w:ind w:firstLine="0"/>
+            </w:pPr>
+            <w:r>
+              <w:rPr>
+                <w:sz w:val="24"/>
+                <w:szCs w:val="24"/>
+              </w:rPr>
+              <w:t>838,5</w:t>
+            </w:r>
+          </w:p>
+        </w:tc>
+        <w:tc>
+          <w:tcPr>
+            <w:tcW w:w="1814" w:type="dxa"/>
+            <w:vAlign w:val="center"/>
+          </w:tcPr>
+          <w:p>
+            <w:pPr>
+              <w:pStyle w:val="a0"/>
+              <w:ind w:firstLine="0"/>
+            </w:pPr>
+            <w:r>
+              <w:rPr>
+                <w:sz w:val="24"/>
+                <w:szCs w:val="24"/>
+              </w:rPr>
+              <w:t>101,4</w:t>
+            </w:r>
+          </w:p>
+        </w:tc>
+        <w:tc>
+          <w:tcPr>
+            <w:tcW w:w="1814" w:type="dxa"/>
+            <w:vAlign w:val="center"/>
+          </w:tcPr>
+          <w:p>
+            <w:pPr>
+              <w:pStyle w:val="a0"/>
+              <w:ind w:firstLine="0"/>
+            </w:pPr>
+            <w:r>
+              <w:rPr>
+                <w:sz w:val="24"/>
+                <w:szCs w:val="24"/>
+              </w:rPr>
+              <w:t>167,7</w:t>
+            </w:r>
+          </w:p>
+        </w:tc>
+      </w:tr>
+      <w:tr>
+        <w:trPr>
+          <w:jc w:val="center"/>
+        </w:trPr>
+        <w:tc>
+          <w:tcPr>
+            <w:tcW w:w="1134" w:type="dxa"/>
+            <w:vAlign w:val="center"/>
+          </w:tcPr>
+          <w:p>
+            <w:pPr>
+              <w:pStyle w:val="a0"/>
+              <w:ind w:firstLine="0"/>
+            </w:pPr>
+            <w:r>
+              <w:rPr>
+                <w:sz w:val="24"/>
+                <w:szCs w:val="24"/>
+              </w:rPr>
+              <w:t>и</w:t>
+            </w:r>
+          </w:p>
+        </w:tc>
+        <w:tc>
+          <w:tcPr>
+            <w:tcW w:w="1814" w:type="dxa"/>
+            <w:vAlign w:val="center"/>
+          </w:tcPr>
+          <w:p>
+            <w:pPr>
+              <w:pStyle w:val="a0"/>
+              <w:ind w:firstLine="0"/>
+            </w:pPr>
+            <w:r>
+              <w:rPr>
+                <w:sz w:val="24"/>
+                <w:szCs w:val="24"/>
+              </w:rPr>
+              <w:t>109,1</w:t>
+            </w:r>
+          </w:p>
+        </w:tc>
+        <w:tc>
+          <w:tcPr>
+            <w:tcW w:w="1927" w:type="dxa"/>
+            <w:vAlign w:val="center"/>
+          </w:tcPr>
+          <w:p>
+            <w:pPr>
+              <w:pStyle w:val="a0"/>
+              <w:ind w:firstLine="0"/>
+            </w:pPr>
+            <w:r>
+              <w:rPr>
+                <w:sz w:val="24"/>
+                <w:szCs w:val="24"/>
+              </w:rPr>
+              <w:t>838,5</w:t>
+            </w:r>
+          </w:p>
+        </w:tc>
+        <w:tc>
+          <w:tcPr>
+            <w:tcW w:w="1814" w:type="dxa"/>
+            <w:vAlign w:val="center"/>
+          </w:tcPr>
+          <w:p>
+            <w:pPr>
+              <w:pStyle w:val="a0"/>
+              <w:ind w:firstLine="0"/>
+            </w:pPr>
+            <w:r>
+              <w:rPr>
+                <w:sz w:val="24"/>
+                <w:szCs w:val="24"/>
+              </w:rPr>
+              <w:t>160</w:t>
+            </w:r>
+          </w:p>
+        </w:tc>
+        <w:tc>
+          <w:tcPr>
+            <w:tcW w:w="1814" w:type="dxa"/>
+            <w:vAlign w:val="center"/>
+          </w:tcPr>
+          <w:p>
+            <w:pPr>
+              <w:pStyle w:val="a0"/>
+              <w:ind w:firstLine="0"/>
+            </w:pPr>
+            <w:r>
+              <w:rPr>
+                <w:sz w:val="24"/>
+                <w:szCs w:val="24"/>
+              </w:rPr>
+              <w:t>167,7</w:t>
+            </w:r>
+          </w:p>
+        </w:tc>
+      </w:tr>
+    </w:tbl>
+    <w:p>
+      <w:pPr>
+        <w:pStyle w:val="a0"/>
+        <w:keepNext/>
+        <w:spacing w:before="120" w:line="288" w:lineRule="auto"/>
+        <w:ind w:firstLine="0"/>
+        <w:jc w:val="left"/>
+      </w:pPr>
+      <w:r>
+        <w:rPr>
+          <w:szCs w:val="28"/>
+        </w:rPr>
+        <w:t>Сравнение результатов аналитического и графического способов (допустимое расхождение 5–10 %):</w:t>
       </w:r>
     </w:p>
     <w:tbl>
@@ -34769,6 +37572,7 @@
                 <w:sz w:val="24"/>
                 <w:szCs w:val="24"/>
               </w:rPr>
+              <w:lastRenderedPageBreak/>
               <w:t>2</w:t>
             </w:r>
           </w:p>
@@ -35006,7 +37810,6 @@
           <w:b/>
           <w:szCs w:val="28"/>
         </w:rPr>
-        <w:lastRenderedPageBreak/>
         <w:t>Вывод:</w:t>
       </w:r>
       <w:r>
@@ -35166,13 +37969,13 @@
         <w:rPr>
           <w:szCs w:val="28"/>
         </w:rPr>
-        <w:t xml:space="preserve"> Ом). Результаты графического и аналитического способов не отличаются более чем на 1,4 %, что меньше допустимых 10 %, следовательн</w:t>
+        <w:t xml:space="preserve"> Ом). Результаты графического и аналитического способов н</w:t>
       </w:r>
       <w:r>
         <w:rPr>
           <w:szCs w:val="28"/>
         </w:rPr>
-        <w:t>о, расчёт выполнен верно.</w:t>
+        <w:t>е отличаются более чем на 1,4 %, что меньше допустимых 10 %, следовательно, расчёт выполнен верно.</w:t>
       </w:r>
     </w:p>
     <w:p>
@@ -35181,7 +37984,7 @@
         <w:pageBreakBefore/>
         <w:spacing w:after="120"/>
       </w:pPr>
-      <w:bookmarkStart w:id="12" w:name="_Toc243848780"/>
+      <w:bookmarkStart w:id="12" w:name="_Toc243940905"/>
       <w:r>
         <w:rPr>
           <w:sz w:val="28"/>
@@ -35203,13 +38006,13 @@
         <w:rPr>
           <w:szCs w:val="28"/>
         </w:rPr>
-        <w:t>Анализ переходных режимов предусматривает определение продолжительности, а также характера изменения основных параметров</w:t>
+        <w:t>Анализ переходных режимов предусматривает определение продолжительности, а также характера изменения основных параметров (частоты вращения, момента на валу) во времени. Анализу подлежит механический переходный режим при прямолинейно убывающем избыточном мо</w:t>
       </w:r>
       <w:r>
         <w:rPr>
           <w:szCs w:val="28"/>
         </w:rPr>
-        <w:t xml:space="preserve"> (частоты вращения, момента на валу) во времени. Анализу подлежит механический переходный режим при прямолинейно убывающем избыточном моменте в случае ступенчатого реостатного пуска. Частоту вращения и момент на валу на </w:t>
+        <w:t xml:space="preserve">менте в случае ступенчатого реостатного пуска. Частоту вращения и момент на валу на </w:t>
       </w:r>
       <m:oMath>
         <m:r>
@@ -36541,13 +39344,7 @@
         <w:rPr>
           <w:szCs w:val="28"/>
         </w:rPr>
-        <w:t xml:space="preserve"> – избыточные моменты в нача</w:t>
-      </w:r>
-      <w:r>
-        <w:rPr>
-          <w:szCs w:val="28"/>
-        </w:rPr>
-        <w:t xml:space="preserve">ле и в конце разгона на </w:t>
+        <w:t xml:space="preserve"> – избыточные моменты в начале и в конце разгона на </w:t>
       </w:r>
       <m:oMath>
         <m:r>
@@ -36667,7 +39464,13 @@
         <w:rPr>
           <w:szCs w:val="28"/>
         </w:rPr>
-        <w:t xml:space="preserve">). Момент инерции принят равным моменту инерции двигателя </w:t>
+        <w:t>). Момент инерции принят равным момент</w:t>
+      </w:r>
+      <w:r>
+        <w:rPr>
+          <w:szCs w:val="28"/>
+        </w:rPr>
+        <w:t xml:space="preserve">у инерции двигателя </w:t>
       </w:r>
       <m:oMath>
         <m:r>
@@ -36713,13 +39516,7 @@
         <w:rPr>
           <w:szCs w:val="28"/>
         </w:rPr>
-        <w:t>Для вс</w:t>
-      </w:r>
-      <w:r>
-        <w:rPr>
-          <w:szCs w:val="28"/>
-        </w:rPr>
-        <w:t>ех ступеней одинаковы:</w:t>
+        <w:t>Для всех ступеней одинаковы:</w:t>
       </w:r>
     </w:p>
     <w:p>
@@ -37536,7 +40333,13 @@
             <w:rPr>
               <w:rFonts w:ascii="Cambria Math" w:hAnsi="Cambria Math"/>
             </w:rPr>
-            <m:t>)=1000·(1-0</m:t>
+            <m:t>)=1000</m:t>
+          </m:r>
+          <m:r>
+            <w:rPr>
+              <w:rFonts w:ascii="Cambria Math" w:hAnsi="Cambria Math"/>
+            </w:rPr>
+            <m:t>·(1-0</m:t>
           </m:r>
           <m:r>
             <m:rPr>
@@ -41658,7 +44461,13 @@
             <w:rPr>
               <w:rFonts w:ascii="Cambria Math" w:hAnsi="Cambria Math"/>
             </w:rPr>
-            <m:t>03262+0</m:t>
+            <m:t>03262+</m:t>
+          </m:r>
+          <m:r>
+            <w:rPr>
+              <w:rFonts w:ascii="Cambria Math" w:hAnsi="Cambria Math"/>
+            </w:rPr>
+            <m:t>0</m:t>
           </m:r>
           <m:r>
             <m:rPr>
@@ -42226,7 +45035,79 @@
         <w:rPr>
           <w:szCs w:val="28"/>
         </w:rPr>
-        <w:t>Графики изменения частоты вращения и момента во времени приведены на рис. 4 (пусковая диаграмма – на рис. 3).</w:t>
+        <w:t xml:space="preserve">Графики изменения частоты вращения и момента во времени приведены на рис. 4 (пусковая диаграмма – на рис. 3). После последнего переключения двигатель работает на естественной характеристике: частота вращения плавно приближается к </w:t>
+      </w:r>
+      <m:oMath>
+        <m:sSub>
+          <m:sSubPr>
+            <m:ctrlPr>
+              <w:rPr>
+                <w:rFonts w:ascii="Cambria Math" w:hAnsi="Cambria Math"/>
+              </w:rPr>
+            </m:ctrlPr>
+          </m:sSubPr>
+          <m:e>
+            <m:r>
+              <w:rPr>
+                <w:rFonts w:ascii="Cambria Math" w:hAnsi="Cambria Math"/>
+              </w:rPr>
+              <m:t>n</m:t>
+            </m:r>
+          </m:e>
+          <m:sub>
+            <m:r>
+              <m:rPr>
+                <m:nor/>
+              </m:rPr>
+              <m:t>ном</m:t>
+            </m:r>
+          </m:sub>
+        </m:sSub>
+      </m:oMath>
+      <w:r>
+        <w:rPr>
+          <w:szCs w:val="28"/>
+        </w:rPr>
+        <w:t xml:space="preserve">, а момент – к </w:t>
+      </w:r>
+      <m:oMath>
+        <m:sSub>
+          <m:sSubPr>
+            <m:ctrlPr>
+              <w:rPr>
+                <w:rFonts w:ascii="Cambria Math" w:hAnsi="Cambria Math"/>
+              </w:rPr>
+            </m:ctrlPr>
+          </m:sSubPr>
+          <m:e>
+            <m:r>
+              <w:rPr>
+                <w:rFonts w:ascii="Cambria Math" w:hAnsi="Cambria Math"/>
+              </w:rPr>
+              <m:t>M</m:t>
+            </m:r>
+          </m:e>
+          <m:sub>
+            <m:r>
+              <m:rPr>
+                <m:nor/>
+              </m:rPr>
+              <m:t>с</m:t>
+            </m:r>
+          </m:sub>
+        </m:sSub>
+      </m:oMath>
+      <w:r>
+        <w:rPr>
+          <w:szCs w:val="28"/>
+        </w:rPr>
+        <w:t xml:space="preserve"> (з</w:t>
+      </w:r>
+      <w:r>
+        <w:rPr>
+          <w:szCs w:val="28"/>
+        </w:rPr>
+        <w:t>атенённый участок – установившийся режим).</w:t>
       </w:r>
     </w:p>
     <w:p>
@@ -42241,7 +45122,7 @@
           <w:lang w:eastAsia="ru-RU"/>
         </w:rPr>
         <w:drawing>
-          <wp:inline distT="0" distB="0" distL="0" distR="0" wp14:anchorId="0E06FE63" wp14:editId="3D59CA7F">
+          <wp:inline distT="0" distB="0" distL="0" distR="0" wp14:anchorId="62D1C7A0" wp14:editId="24E42A5B">
             <wp:extent cx="5220000" cy="4930000"/>
             <wp:effectExtent l="0" t="0" r="0" b="0"/>
             <wp:docPr id="112" name="Рисунок 12"/>
@@ -42307,13 +45188,20 @@
         <w:rPr>
           <w:szCs w:val="28"/>
         </w:rPr>
-        <w:t xml:space="preserve"> выполнены расчёты и построены графики механического переходного процесса. Разгон двигателя по 4 ступеням реостата и естественной характеристике занимает 0,3</w:t>
+        <w:t xml:space="preserve"> выполнены расчёты и построены графики механического переходного процесса. Разгон двигателя по 4 ступеням реоста</w:t>
       </w:r>
       <w:r>
         <w:rPr>
           <w:szCs w:val="28"/>
         </w:rPr>
-        <w:t xml:space="preserve">14 с; значение, рассчитанное по общей формуле, – 0,3201 с (расхождение 1,9 %, допустимо до 10 %). Момент на каждой ступени снижается от </w:t>
+        <w:t xml:space="preserve">та и естественной характеристике занимает 0,314 с; значение, рассчитанное по общей формуле, – 0,3201 с (расхождение 1,9 %, допустимо до 10 %). Момент на каждой ступени </w:t>
+      </w:r>
+      <w:r>
+        <w:rPr>
+          <w:szCs w:val="28"/>
+        </w:rPr>
+        <w:lastRenderedPageBreak/>
+        <w:t xml:space="preserve">снижается от </w:t>
       </w:r>
       <m:oMath>
         <m:sSub>
@@ -42415,7 +45303,13 @@
         <w:rPr>
           <w:szCs w:val="28"/>
         </w:rPr>
-        <w:t xml:space="preserve"> Н·м, после чего очередная секция реостата закорачивается.</w:t>
+        <w:t xml:space="preserve"> Н·м, после чего очередная секция реостата за</w:t>
+      </w:r>
+      <w:r>
+        <w:rPr>
+          <w:szCs w:val="28"/>
+        </w:rPr>
+        <w:t>корачивается.</w:t>
       </w:r>
     </w:p>
     <w:p>
@@ -42424,21 +45318,14 @@
         <w:pageBreakBefore/>
         <w:spacing w:after="120"/>
       </w:pPr>
-      <w:bookmarkStart w:id="13" w:name="_Toc243848781"/>
+      <w:bookmarkStart w:id="13" w:name="_Toc243940906"/>
       <w:r>
         <w:rPr>
           <w:sz w:val="28"/>
           <w:szCs w:val="28"/>
         </w:rPr>
         <w:lastRenderedPageBreak/>
-        <w:t>5. РАСЧЕТ И ПОСТРОЕНИЕ ГРАФИКОВ</w:t>
-      </w:r>
-      <w:r>
-        <w:rPr>
-          <w:sz w:val="28"/>
-          <w:szCs w:val="28"/>
-        </w:rPr>
-        <w:t xml:space="preserve"> ЭЛЕКТРОМЕХАНИЧЕСКОГО ПЕРЕХОДНОГО РЕЖИМА ДВИГАТЕЛЯ ПОСТОЯННОГО ТОКА ПРИ РАЗГОНЕ ДВИГАТЕЛЯ ПО ЕСТЕСТВЕННОЙ ХАРАКТЕРИСТИКЕ</w:t>
+        <w:t>5. РАСЧЕТ И ПОСТРОЕНИЕ ГРАФИКОВ ЭЛЕКТРОМЕХАНИЧЕСКОГО ПЕРЕХОДНОГО РЕЖИМА ДВИГАТЕЛЯ ПОСТОЯННОГО ТОКА ПРИ РАЗГОНЕ ДВИГАТЕЛЯ ПО ЕСТЕСТВЕННОЙ ХАРАКТЕРИСТИКЕ</w:t>
       </w:r>
       <w:bookmarkEnd w:id="13"/>
     </w:p>
@@ -42453,25 +45340,25 @@
         <w:rPr>
           <w:szCs w:val="28"/>
         </w:rPr>
-        <w:t>Анализ электромеханических переходных режимов из-за необходимости учёта механической и электромагнитной инерций значительно труднее рас</w:t>
+        <w:t>Анализ электромеханических переходных режимов из-за необходимости учёта механической и эле</w:t>
       </w:r>
       <w:r>
         <w:rPr>
           <w:szCs w:val="28"/>
         </w:rPr>
-        <w:t>смотренных выше механических режимов. Для электропривода постоянного тока при условии постоянства потока и индуктивности обмоток, а также при пренебрежении потерями на вихревые токи и гистерезис, характер переходного процесса можно установить аналитически.</w:t>
+        <w:t>ктромагнитной инерций значительно труднее рассмотренных выше механических режимов. Для электропривода постоянного тока при условии постоянства потока и индуктивности обмоток, а также при пренебрежении потерями на вихревые токи и гистерезис, характер перехо</w:t>
       </w:r>
       <w:r>
         <w:rPr>
           <w:szCs w:val="28"/>
         </w:rPr>
-        <w:t xml:space="preserve"> При разгоне из неподвижного состояния процесс состоит из двух частей. В первой части (двигатель неподвижен) происходит чисто электромагнитный переходный процесс изменения тока и момента до тех пор, пока электромагнитный момент не превысит момент сопротивл</w:t>
+        <w:t>дного процесса можно установить аналитически. При разгоне из неподвижного состояния процесс состоит из двух частей. В первой части (двигатель неподвижен) происходит чисто электромагнитный переходный процесс изменения тока и момента до тех пор, пока электро</w:t>
       </w:r>
       <w:r>
         <w:rPr>
           <w:szCs w:val="28"/>
         </w:rPr>
-        <w:t xml:space="preserve">ения </w:t>
+        <w:t xml:space="preserve">магнитный момент не превысит момент сопротивления </w:t>
       </w:r>
       <m:oMath>
         <m:sSub>
@@ -43918,7 +46805,13 @@
             <w:rPr>
               <w:rFonts w:ascii="Cambria Math" w:hAnsi="Cambria Math"/>
             </w:rPr>
-            <m:t>=9</m:t>
+            <m:t>=</m:t>
+          </m:r>
+          <m:r>
+            <w:rPr>
+              <w:rFonts w:ascii="Cambria Math" w:hAnsi="Cambria Math"/>
+            </w:rPr>
+            <m:t>9</m:t>
           </m:r>
           <m:r>
             <m:rPr>
@@ -50322,7 +53215,123 @@
         <w:rPr>
           <w:szCs w:val="28"/>
         </w:rPr>
-        <w:t>Механическая характеристика и графики колебательного электромеханического процесса приведены на рис. 5.</w:t>
+        <w:t xml:space="preserve">Механическая характеристика (с динамической характеристикой – траекторией изменения </w:t>
+      </w:r>
+      <m:oMath>
+        <m:r>
+          <w:rPr>
+            <w:rFonts w:ascii="Cambria Math" w:hAnsi="Cambria Math"/>
+          </w:rPr>
+          <m:t>n</m:t>
+        </m:r>
+        <m:r>
+          <w:rPr>
+            <w:rFonts w:ascii="Cambria Math" w:hAnsi="Cambria Math"/>
+          </w:rPr>
+          <m:t>(</m:t>
+        </m:r>
+        <m:r>
+          <w:rPr>
+            <w:rFonts w:ascii="Cambria Math" w:hAnsi="Cambria Math"/>
+          </w:rPr>
+          <m:t>M</m:t>
+        </m:r>
+        <m:r>
+          <w:rPr>
+            <w:rFonts w:ascii="Cambria Math" w:hAnsi="Cambria Math"/>
+          </w:rPr>
+          <m:t>)</m:t>
+        </m:r>
+      </m:oMath>
+      <w:r>
+        <w:rPr>
+          <w:szCs w:val="28"/>
+        </w:rPr>
+        <w:t xml:space="preserve"> в переходном процессе) и графики электромеханического процесса приведены на рис. 5. Графики продолжены до установившегося режима (затенённый уча</w:t>
+      </w:r>
+      <w:r>
+        <w:rPr>
+          <w:szCs w:val="28"/>
+        </w:rPr>
+        <w:t xml:space="preserve">сток): </w:t>
+      </w:r>
+      <m:oMath>
+        <m:r>
+          <w:rPr>
+            <w:rFonts w:ascii="Cambria Math" w:hAnsi="Cambria Math"/>
+          </w:rPr>
+          <m:t>no</m:t>
+        </m:r>
+        <m:sSub>
+          <m:sSubPr>
+            <m:ctrlPr>
+              <w:rPr>
+                <w:rFonts w:ascii="Cambria Math" w:hAnsi="Cambria Math"/>
+              </w:rPr>
+            </m:ctrlPr>
+          </m:sSubPr>
+          <m:e>
+            <m:r>
+              <w:rPr>
+                <w:rFonts w:ascii="Cambria Math" w:hAnsi="Cambria Math"/>
+              </w:rPr>
+              <m:t>n</m:t>
+            </m:r>
+          </m:e>
+          <m:sub>
+            <m:r>
+              <m:rPr>
+                <m:nor/>
+              </m:rPr>
+              <m:t>с</m:t>
+            </m:r>
+          </m:sub>
+        </m:sSub>
+      </m:oMath>
+      <w:r>
+        <w:rPr>
+          <w:szCs w:val="28"/>
+        </w:rPr>
+        <w:t xml:space="preserve">, </w:t>
+      </w:r>
+      <m:oMath>
+        <m:r>
+          <w:rPr>
+            <w:rFonts w:ascii="Cambria Math" w:hAnsi="Cambria Math"/>
+          </w:rPr>
+          <m:t>Mo</m:t>
+        </m:r>
+        <m:sSub>
+          <m:sSubPr>
+            <m:ctrlPr>
+              <w:rPr>
+                <w:rFonts w:ascii="Cambria Math" w:hAnsi="Cambria Math"/>
+              </w:rPr>
+            </m:ctrlPr>
+          </m:sSubPr>
+          <m:e>
+            <m:r>
+              <w:rPr>
+                <w:rFonts w:ascii="Cambria Math" w:hAnsi="Cambria Math"/>
+              </w:rPr>
+              <m:t>M</m:t>
+            </m:r>
+          </m:e>
+          <m:sub>
+            <m:r>
+              <m:rPr>
+                <m:nor/>
+              </m:rPr>
+              <m:t>с</m:t>
+            </m:r>
+          </m:sub>
+        </m:sSub>
+      </m:oMath>
+      <w:r>
+        <w:rPr>
+          <w:szCs w:val="28"/>
+        </w:rPr>
+        <w:t>.</w:t>
       </w:r>
     </w:p>
     <w:p>
@@ -50338,8 +53347,8 @@
         </w:rPr>
         <w:lastRenderedPageBreak/>
         <w:drawing>
-          <wp:inline distT="0" distB="0" distL="0" distR="0" wp14:anchorId="38BA3C42" wp14:editId="5BA68CD0">
-            <wp:extent cx="5868000" cy="3287159"/>
+          <wp:inline distT="0" distB="0" distL="0" distR="0" wp14:anchorId="6039A7BE" wp14:editId="1EE51731">
+            <wp:extent cx="5868000" cy="3430010"/>
             <wp:effectExtent l="0" t="0" r="0" b="0"/>
             <wp:docPr id="113" name="Рисунок 13"/>
             <wp:cNvGraphicFramePr/>
@@ -50359,7 +53368,7 @@
                   <pic:spPr>
                     <a:xfrm>
                       <a:off x="0" y="0"/>
-                      <a:ext cx="5868000" cy="3287159"/>
+                      <a:ext cx="5868000" cy="3430010"/>
                     </a:xfrm>
                     <a:prstGeom prst="rect">
                       <a:avLst/>
@@ -50661,7 +53670,7 @@
         <w:pageBreakBefore/>
         <w:spacing w:after="120"/>
       </w:pPr>
-      <w:bookmarkStart w:id="14" w:name="_Toc243848782"/>
+      <w:bookmarkStart w:id="14" w:name="_Toc243940907"/>
       <w:r>
         <w:rPr>
           <w:sz w:val="28"/>
@@ -50766,7 +53775,7 @@
           <w:rPr>
             <w:noProof/>
           </w:rPr>
-          <w:t>30</w:t>
+          <w:t>32</w:t>
         </w:r>
         <w:r>
           <w:fldChar w:fldCharType="end"/>
@@ -52596,7 +55605,7 @@
 </file>
 
 <file path=customXml/itemProps1.xml><?xml version="1.0" encoding="utf-8"?>
-<ds:datastoreItem xmlns:ds="http://schemas.openxmlformats.org/officeDocument/2006/customXml" ds:itemID="{DE897B6F-BE19-480C-A50D-683ECB9A55F5}">
+<ds:datastoreItem xmlns:ds="http://schemas.openxmlformats.org/officeDocument/2006/customXml" ds:itemID="{213DA2D6-1385-43E6-9B48-64A6E72CA144}">
   <ds:schemaRefs>
     <ds:schemaRef ds:uri="http://schemas.openxmlformats.org/officeDocument/2006/bibliography"/>
   </ds:schemaRefs>
